--- a/Отчёт_1пример.docx
+++ b/Отчёт_1пример.docx
@@ -1,6 +1,6 @@
 
 <file path=word/document.xml><?xml version="1.0" encoding="utf-8"?>
-<w:document xmlns:wpc="http://schemas.microsoft.com/office/word/2010/wordprocessingCanvas" xmlns:cx="http://schemas.microsoft.com/office/drawing/2014/chartex" xmlns:cx1="http://schemas.microsoft.com/office/drawing/2015/9/8/chartex" xmlns:cx2="http://schemas.microsoft.com/office/drawing/2015/10/21/chartex" xmlns:cx3="http://schemas.microsoft.com/office/drawing/2016/5/9/chartex" xmlns:cx4="http://schemas.microsoft.com/office/drawing/2016/5/10/chartex" xmlns:cx5="http://schemas.microsoft.com/office/drawing/2016/5/11/chartex" xmlns:cx6="http://schemas.microsoft.com/office/drawing/2016/5/12/chartex" xmlns:cx7="http://schemas.microsoft.com/office/drawing/2016/5/13/chartex" xmlns:cx8="http://schemas.microsoft.com/office/drawing/2016/5/14/chartex" xmlns:mc="http://schemas.openxmlformats.org/markup-compatibility/2006" xmlns:aink="http://schemas.microsoft.com/office/drawing/2016/ink" xmlns:am3d="http://schemas.microsoft.com/office/drawing/2017/model3d" xmlns:o="urn:schemas-microsoft-com:office:office" xmlns:oel="http://schemas.microsoft.com/office/2019/extlst" xmlns:r="http://schemas.openxmlformats.org/officeDocument/2006/relationships" xmlns:m="http://schemas.openxmlformats.org/officeDocument/2006/math" xmlns:v="urn:schemas-microsoft-com:vml" xmlns:wp14="http://schemas.microsoft.com/office/word/2010/wordprocessingDrawing" xmlns:wp="http://schemas.openxmlformats.org/drawingml/2006/wordprocessingDrawing" xmlns:w10="urn:schemas-microsoft-com:office:word" xmlns:w="http://schemas.openxmlformats.org/wordprocessingml/2006/main" xmlns:w14="http://schemas.microsoft.com/office/word/2010/wordml" xmlns:w15="http://schemas.microsoft.com/office/word/2012/wordml" xmlns:w16cex="http://schemas.microsoft.com/office/word/2018/wordml/cex" xmlns:w16cid="http://schemas.microsoft.com/office/word/2016/wordml/cid" xmlns:w16="http://schemas.microsoft.com/office/word/2018/wordml" xmlns:w16du="http://schemas.microsoft.com/office/word/2023/wordml/word16du" xmlns:w16sdtdh="http://schemas.microsoft.com/office/word/2020/wordml/sdtdatahash" xmlns:w16sdtfl="http://schemas.microsoft.com/office/word/2024/wordml/sdtformatlock" xmlns:w16se="http://schemas.microsoft.com/office/word/2015/wordml/symex" xmlns:wpg="http://schemas.microsoft.com/office/word/2010/wordprocessingGroup" xmlns:wpi="http://schemas.microsoft.com/office/word/2010/wordprocessingInk" xmlns:wne="http://schemas.microsoft.com/office/word/2006/wordml" xmlns:wps="http://schemas.microsoft.com/office/word/2010/wordprocessingShape" mc:Ignorable="w14 w15 w16se w16cid w16 w16cex w16sdtdh w16sdtfl w16du wp14">
+<w:document xmlns:wpc="http://schemas.microsoft.com/office/word/2010/wordprocessingCanvas" xmlns:cx="http://schemas.microsoft.com/office/drawing/2014/chartex" xmlns:cx1="http://schemas.microsoft.com/office/drawing/2015/9/8/chartex" xmlns:cx2="http://schemas.microsoft.com/office/drawing/2015/10/21/chartex" xmlns:cx3="http://schemas.microsoft.com/office/drawing/2016/5/9/chartex" xmlns:cx4="http://schemas.microsoft.com/office/drawing/2016/5/10/chartex" xmlns:cx5="http://schemas.microsoft.com/office/drawing/2016/5/11/chartex" xmlns:cx6="http://schemas.microsoft.com/office/drawing/2016/5/12/chartex" xmlns:cx7="http://schemas.microsoft.com/office/drawing/2016/5/13/chartex" xmlns:cx8="http://schemas.microsoft.com/office/drawing/2016/5/14/chartex" xmlns:mc="http://schemas.openxmlformats.org/markup-compatibility/2006" xmlns:aink="http://schemas.microsoft.com/office/drawing/2016/ink" xmlns:am3d="http://schemas.microsoft.com/office/drawing/2017/model3d" xmlns:o="urn:schemas-microsoft-com:office:office" xmlns:r="http://schemas.openxmlformats.org/officeDocument/2006/relationships" xmlns:m="http://schemas.openxmlformats.org/officeDocument/2006/math" xmlns:v="urn:schemas-microsoft-com:vml" xmlns:wp14="http://schemas.microsoft.com/office/word/2010/wordprocessingDrawing" xmlns:wp="http://schemas.openxmlformats.org/drawingml/2006/wordprocessingDrawing" xmlns:w10="urn:schemas-microsoft-com:office:word" xmlns:w="http://schemas.openxmlformats.org/wordprocessingml/2006/main" xmlns:w14="http://schemas.microsoft.com/office/word/2010/wordml" xmlns:w15="http://schemas.microsoft.com/office/word/2012/wordml" xmlns:w16cid="http://schemas.microsoft.com/office/word/2016/wordml/cid" xmlns:w16se="http://schemas.microsoft.com/office/word/2015/wordml/symex" xmlns:wpg="http://schemas.microsoft.com/office/word/2010/wordprocessingGroup" xmlns:wpi="http://schemas.microsoft.com/office/word/2010/wordprocessingInk" xmlns:wne="http://schemas.microsoft.com/office/word/2006/wordml" xmlns:wps="http://schemas.microsoft.com/office/word/2010/wordprocessingShape" mc:Ignorable="w14 w15 w16se w16cid wp14">
   <w:body>
     <w:p>
       <w:pPr>
@@ -189,12 +189,21 @@
           <w:szCs w:val="28"/>
         </w:rPr>
       </w:pPr>
-      <w:r>
-        <w:rPr>
-          <w:sz w:val="28"/>
-          <w:szCs w:val="28"/>
-        </w:rPr>
-        <w:t>Бегларян М.Е.</w:t>
+      <w:proofErr w:type="spellStart"/>
+      <w:r>
+        <w:rPr>
+          <w:sz w:val="28"/>
+          <w:szCs w:val="28"/>
+        </w:rPr>
+        <w:t>Бегларян</w:t>
+      </w:r>
+      <w:proofErr w:type="spellEnd"/>
+      <w:r>
+        <w:rPr>
+          <w:sz w:val="28"/>
+          <w:szCs w:val="28"/>
+        </w:rPr>
+        <w:t xml:space="preserve"> М.Е.</w:t>
       </w:r>
     </w:p>
     <w:p>
@@ -314,19 +323,28 @@
           <w:szCs w:val="28"/>
         </w:rPr>
         <w:br/>
-        <w:t>АНАЛИЗ ПРЕДМЕТНОЙ ОБЛАСТИ</w:t>
-      </w:r>
-    </w:p>
-    <w:p>
-      <w:pPr>
-        <w:spacing w:line="360" w:lineRule="auto"/>
-        <w:jc w:val="center"/>
+        <w:t>АНАЛИЗ ПРЕДМЕТНОЙ ОБЛАС</w:t>
+      </w:r>
+      <w:r>
         <w:rPr>
           <w:b/>
           <w:bCs/>
           <w:sz w:val="28"/>
           <w:szCs w:val="28"/>
         </w:rPr>
+        <w:t>ТИ АВТОМОБИЛЬНЫЙ ГАРАЖ «МЕРСЕДЕС»</w:t>
+      </w:r>
+    </w:p>
+    <w:p>
+      <w:pPr>
+        <w:spacing w:line="360" w:lineRule="auto"/>
+        <w:jc w:val="center"/>
+        <w:rPr>
+          <w:b/>
+          <w:bCs/>
+          <w:sz w:val="28"/>
+          <w:szCs w:val="28"/>
+        </w:rPr>
       </w:pPr>
     </w:p>
     <w:p>
@@ -361,7 +379,35 @@
           <w:sz w:val="28"/>
           <w:szCs w:val="28"/>
         </w:rPr>
-        <w:t>Работу выполнил студент 4 курса</w:t>
+        <w:t>Работу выполнил</w:t>
+      </w:r>
+      <w:r>
+        <w:rPr>
+          <w:sz w:val="28"/>
+          <w:szCs w:val="28"/>
+        </w:rPr>
+        <w:t>а</w:t>
+      </w:r>
+      <w:r>
+        <w:rPr>
+          <w:sz w:val="28"/>
+          <w:szCs w:val="28"/>
+        </w:rPr>
+        <w:t xml:space="preserve"> студент</w:t>
+      </w:r>
+      <w:r>
+        <w:rPr>
+          <w:sz w:val="28"/>
+          <w:szCs w:val="28"/>
+        </w:rPr>
+        <w:t>ка</w:t>
+      </w:r>
+      <w:r>
+        <w:rPr>
+          <w:sz w:val="28"/>
+          <w:szCs w:val="28"/>
+        </w:rPr>
+        <w:t xml:space="preserve"> 4 курса</w:t>
       </w:r>
     </w:p>
     <w:p>
@@ -382,7 +428,14 @@
           <w:sz w:val="28"/>
           <w:szCs w:val="28"/>
         </w:rPr>
-        <w:t>Шатунов И. А.</w:t>
+        <w:t>Фомичёва Д</w:t>
+      </w:r>
+      <w:r>
+        <w:rPr>
+          <w:sz w:val="28"/>
+          <w:szCs w:val="28"/>
+        </w:rPr>
+        <w:t>. А.</w:t>
       </w:r>
     </w:p>
     <w:p>
@@ -508,19 +561,6 @@
         </w:rPr>
         <w:t>6</w:t>
       </w:r>
-    </w:p>
-    <w:p>
-      <w:pPr>
-        <w:spacing w:line="360" w:lineRule="auto"/>
-        <w:ind w:firstLine="540"/>
-        <w:jc w:val="center"/>
-        <w:rPr>
-          <w:b/>
-          <w:bCs/>
-          <w:sz w:val="28"/>
-          <w:szCs w:val="28"/>
-        </w:rPr>
-      </w:pPr>
       <w:r>
         <w:rPr>
           <w:sz w:val="28"/>
@@ -531,6 +571,12 @@
     </w:p>
     <w:sdt>
       <w:sdtPr>
+        <w:rPr>
+          <w:rFonts w:ascii="Times New Roman" w:eastAsia="Times New Roman" w:hAnsi="Times New Roman" w:cs="Times New Roman"/>
+          <w:color w:val="auto"/>
+          <w:sz w:val="24"/>
+          <w:szCs w:val="24"/>
+        </w:rPr>
         <w:id w:val="1063678224"/>
         <w:docPartObj>
           <w:docPartGallery w:val="Table of Contents"/>
@@ -539,12 +585,8 @@
       </w:sdtPr>
       <w:sdtEndPr>
         <w:rPr>
-          <w:rFonts w:ascii="Times New Roman" w:eastAsia="Times New Roman" w:hAnsi="Times New Roman" w:cs="Times New Roman"/>
           <w:b/>
           <w:bCs/>
-          <w:color w:val="auto"/>
-          <w:sz w:val="24"/>
-          <w:szCs w:val="24"/>
         </w:rPr>
       </w:sdtEndPr>
       <w:sdtContent>
@@ -573,21 +615,25 @@
             <w:t>СОДЕРЖАНИЕ</w:t>
           </w:r>
         </w:p>
-        <w:p/>
+        <w:p>
+          <w:pPr>
+            <w:rPr>
+              <w:sz w:val="28"/>
+              <w:szCs w:val="28"/>
+            </w:rPr>
+          </w:pPr>
+        </w:p>
         <w:p>
           <w:pPr>
             <w:pStyle w:val="11"/>
             <w:tabs>
               <w:tab w:val="right" w:pos="9344"/>
             </w:tabs>
-            <w:spacing w:line="360" w:lineRule="auto"/>
             <w:rPr>
-              <w:rFonts w:eastAsiaTheme="minorEastAsia"/>
+              <w:rFonts w:asciiTheme="minorHAnsi" w:eastAsiaTheme="minorEastAsia" w:hAnsiTheme="minorHAnsi" w:cstheme="minorBidi"/>
               <w:noProof/>
-              <w:kern w:val="2"/>
               <w:sz w:val="28"/>
               <w:szCs w:val="28"/>
-              <w14:ligatures w14:val="standardContextual"/>
             </w:rPr>
           </w:pPr>
           <w:r>
@@ -611,7 +657,7 @@
             </w:rPr>
             <w:fldChar w:fldCharType="separate"/>
           </w:r>
-          <w:hyperlink w:anchor="_Toc240120679" w:history="1">
+          <w:hyperlink w:anchor="_Toc240301898" w:history="1">
             <w:r>
               <w:rPr>
                 <w:rStyle w:val="a8"/>
@@ -646,7 +692,7 @@
                 <w:sz w:val="28"/>
                 <w:szCs w:val="28"/>
               </w:rPr>
-              <w:instrText xml:space="preserve"> PAGEREF _Toc240120679 \h </w:instrText>
+              <w:instrText xml:space="preserve"> PAGEREF _Toc240301898 \h </w:instrText>
             </w:r>
             <w:r>
               <w:rPr>
@@ -691,17 +737,14 @@
             <w:tabs>
               <w:tab w:val="right" w:pos="9344"/>
             </w:tabs>
-            <w:spacing w:line="360" w:lineRule="auto"/>
             <w:rPr>
-              <w:rFonts w:eastAsiaTheme="minorEastAsia"/>
+              <w:rFonts w:asciiTheme="minorHAnsi" w:eastAsiaTheme="minorEastAsia" w:hAnsiTheme="minorHAnsi" w:cstheme="minorBidi"/>
               <w:noProof/>
-              <w:kern w:val="2"/>
               <w:sz w:val="28"/>
               <w:szCs w:val="28"/>
-              <w14:ligatures w14:val="standardContextual"/>
             </w:rPr>
           </w:pPr>
-          <w:hyperlink w:anchor="_Toc240120680" w:history="1">
+          <w:hyperlink w:anchor="_Toc240301899" w:history="1">
             <w:r>
               <w:rPr>
                 <w:rStyle w:val="a8"/>
@@ -736,7 +779,7 @@
                 <w:sz w:val="28"/>
                 <w:szCs w:val="28"/>
               </w:rPr>
-              <w:instrText xml:space="preserve"> PAGEREF _Toc240120680 \h </w:instrText>
+              <w:instrText xml:space="preserve"> PAGEREF _Toc240301899 \h </w:instrText>
             </w:r>
             <w:r>
               <w:rPr>
@@ -781,17 +824,14 @@
             <w:tabs>
               <w:tab w:val="right" w:pos="9344"/>
             </w:tabs>
-            <w:spacing w:line="360" w:lineRule="auto"/>
             <w:rPr>
-              <w:rFonts w:eastAsiaTheme="minorEastAsia"/>
+              <w:rFonts w:asciiTheme="minorHAnsi" w:eastAsiaTheme="minorEastAsia" w:hAnsiTheme="minorHAnsi" w:cstheme="minorBidi"/>
               <w:noProof/>
-              <w:kern w:val="2"/>
               <w:sz w:val="28"/>
               <w:szCs w:val="28"/>
-              <w14:ligatures w14:val="standardContextual"/>
             </w:rPr>
           </w:pPr>
-          <w:hyperlink w:anchor="_Toc240120681" w:history="1">
+          <w:hyperlink w:anchor="_Toc240301900" w:history="1">
             <w:r>
               <w:rPr>
                 <w:rStyle w:val="a8"/>
@@ -826,7 +866,7 @@
                 <w:sz w:val="28"/>
                 <w:szCs w:val="28"/>
               </w:rPr>
-              <w:instrText xml:space="preserve"> PAGEREF _Toc240120681 \h </w:instrText>
+              <w:instrText xml:space="preserve"> PAGEREF _Toc240301900 \h </w:instrText>
             </w:r>
             <w:r>
               <w:rPr>
@@ -871,17 +911,14 @@
             <w:tabs>
               <w:tab w:val="right" w:pos="9344"/>
             </w:tabs>
-            <w:spacing w:line="360" w:lineRule="auto"/>
             <w:rPr>
-              <w:rFonts w:eastAsiaTheme="minorEastAsia"/>
+              <w:rFonts w:asciiTheme="minorHAnsi" w:eastAsiaTheme="minorEastAsia" w:hAnsiTheme="minorHAnsi" w:cstheme="minorBidi"/>
               <w:noProof/>
-              <w:kern w:val="2"/>
               <w:sz w:val="28"/>
               <w:szCs w:val="28"/>
-              <w14:ligatures w14:val="standardContextual"/>
             </w:rPr>
           </w:pPr>
-          <w:hyperlink w:anchor="_Toc240120682" w:history="1">
+          <w:hyperlink w:anchor="_Toc240301901" w:history="1">
             <w:r>
               <w:rPr>
                 <w:rStyle w:val="a8"/>
@@ -916,7 +953,7 @@
                 <w:sz w:val="28"/>
                 <w:szCs w:val="28"/>
               </w:rPr>
-              <w:instrText xml:space="preserve"> PAGEREF _Toc240120682 \h </w:instrText>
+              <w:instrText xml:space="preserve"> PAGEREF _Toc240301901 \h </w:instrText>
             </w:r>
             <w:r>
               <w:rPr>
@@ -961,17 +998,14 @@
             <w:tabs>
               <w:tab w:val="right" w:pos="9344"/>
             </w:tabs>
-            <w:spacing w:line="360" w:lineRule="auto"/>
             <w:rPr>
-              <w:rFonts w:eastAsiaTheme="minorEastAsia"/>
+              <w:rFonts w:asciiTheme="minorHAnsi" w:eastAsiaTheme="minorEastAsia" w:hAnsiTheme="minorHAnsi" w:cstheme="minorBidi"/>
               <w:noProof/>
-              <w:kern w:val="2"/>
               <w:sz w:val="28"/>
               <w:szCs w:val="28"/>
-              <w14:ligatures w14:val="standardContextual"/>
             </w:rPr>
           </w:pPr>
-          <w:hyperlink w:anchor="_Toc240120683" w:history="1">
+          <w:hyperlink w:anchor="_Toc240301902" w:history="1">
             <w:r>
               <w:rPr>
                 <w:rStyle w:val="a8"/>
@@ -1006,7 +1040,7 @@
                 <w:sz w:val="28"/>
                 <w:szCs w:val="28"/>
               </w:rPr>
-              <w:instrText xml:space="preserve"> PAGEREF _Toc240120683 \h </w:instrText>
+              <w:instrText xml:space="preserve"> PAGEREF _Toc240301902 \h </w:instrText>
             </w:r>
             <w:r>
               <w:rPr>
@@ -1047,21 +1081,27 @@
         </w:p>
         <w:p>
           <w:pPr>
-            <w:pStyle w:val="31"/>
+            <w:pStyle w:val="21"/>
             <w:tabs>
               <w:tab w:val="right" w:pos="9344"/>
             </w:tabs>
-            <w:spacing w:line="360" w:lineRule="auto"/>
             <w:rPr>
-              <w:rFonts w:eastAsiaTheme="minorEastAsia"/>
+              <w:rFonts w:asciiTheme="minorHAnsi" w:eastAsiaTheme="minorEastAsia" w:hAnsiTheme="minorHAnsi" w:cstheme="minorBidi"/>
               <w:noProof/>
-              <w:kern w:val="2"/>
               <w:sz w:val="28"/>
               <w:szCs w:val="28"/>
-              <w14:ligatures w14:val="standardContextual"/>
             </w:rPr>
           </w:pPr>
-          <w:hyperlink w:anchor="_Toc240120684" w:history="1">
+          <w:r>
+            <w:rPr>
+              <w:rStyle w:val="a8"/>
+              <w:noProof/>
+              <w:sz w:val="28"/>
+              <w:szCs w:val="28"/>
+            </w:rPr>
+            <w:t xml:space="preserve">   </w:t>
+          </w:r>
+          <w:hyperlink w:anchor="_Toc240301903" w:history="1">
             <w:r>
               <w:rPr>
                 <w:rStyle w:val="a8"/>
@@ -1096,97 +1136,7 @@
                 <w:sz w:val="28"/>
                 <w:szCs w:val="28"/>
               </w:rPr>
-              <w:instrText xml:space="preserve"> PAGEREF _Toc240120684 \h </w:instrText>
-            </w:r>
-            <w:r>
-              <w:rPr>
-                <w:noProof/>
-                <w:webHidden/>
-                <w:sz w:val="28"/>
-                <w:szCs w:val="28"/>
-              </w:rPr>
-            </w:r>
-            <w:r>
-              <w:rPr>
-                <w:noProof/>
-                <w:webHidden/>
-                <w:sz w:val="28"/>
-                <w:szCs w:val="28"/>
-              </w:rPr>
-              <w:fldChar w:fldCharType="separate"/>
-            </w:r>
-            <w:r>
-              <w:rPr>
-                <w:noProof/>
-                <w:webHidden/>
-                <w:sz w:val="28"/>
-                <w:szCs w:val="28"/>
-              </w:rPr>
-              <w:t>8</w:t>
-            </w:r>
-            <w:r>
-              <w:rPr>
-                <w:noProof/>
-                <w:webHidden/>
-                <w:sz w:val="28"/>
-                <w:szCs w:val="28"/>
-              </w:rPr>
-              <w:fldChar w:fldCharType="end"/>
-            </w:r>
-          </w:hyperlink>
-        </w:p>
-        <w:p>
-          <w:pPr>
-            <w:pStyle w:val="11"/>
-            <w:tabs>
-              <w:tab w:val="right" w:pos="9344"/>
-            </w:tabs>
-            <w:spacing w:line="360" w:lineRule="auto"/>
-            <w:rPr>
-              <w:rFonts w:eastAsiaTheme="minorEastAsia"/>
-              <w:noProof/>
-              <w:kern w:val="2"/>
-              <w:sz w:val="28"/>
-              <w:szCs w:val="28"/>
-              <w14:ligatures w14:val="standardContextual"/>
-            </w:rPr>
-          </w:pPr>
-          <w:hyperlink w:anchor="_Toc240120685" w:history="1">
-            <w:r>
-              <w:rPr>
-                <w:rStyle w:val="a8"/>
-                <w:noProof/>
-                <w:sz w:val="28"/>
-                <w:szCs w:val="28"/>
-              </w:rPr>
-              <w:t>ЗАКЛЮЧЕНИЕ</w:t>
-            </w:r>
-            <w:r>
-              <w:rPr>
-                <w:noProof/>
-                <w:webHidden/>
-                <w:sz w:val="28"/>
-                <w:szCs w:val="28"/>
-              </w:rPr>
-              <w:tab/>
-            </w:r>
-            <w:r>
-              <w:rPr>
-                <w:noProof/>
-                <w:webHidden/>
-                <w:sz w:val="28"/>
-                <w:szCs w:val="28"/>
-              </w:rPr>
-              <w:fldChar w:fldCharType="begin"/>
-            </w:r>
-            <w:r>
-              <w:rPr>
-                <w:noProof/>
-                <w:webHidden/>
-                <w:sz w:val="28"/>
-                <w:szCs w:val="28"/>
-              </w:rPr>
-              <w:instrText xml:space="preserve"> PAGEREF _Toc240120685 \h </w:instrText>
+              <w:instrText xml:space="preserve"> PAGEREF _Toc240301903 \h </w:instrText>
             </w:r>
             <w:r>
               <w:rPr>
@@ -1340,7 +1290,7 @@
           <w:szCs w:val="28"/>
         </w:rPr>
       </w:pPr>
-      <w:bookmarkStart w:id="0" w:name="_Toc240120679"/>
+      <w:bookmarkStart w:id="0" w:name="_Toc240301898"/>
       <w:r>
         <w:rPr>
           <w:rFonts w:ascii="Times New Roman" w:hAnsi="Times New Roman" w:cs="Times New Roman"/>
@@ -1376,7 +1326,7 @@
           <w:sz w:val="28"/>
           <w:szCs w:val="28"/>
         </w:rPr>
-        <w:t>Рассматривается задача автоматизации работы книжного интернет-магазина. Основные задачи, решаемые в предметной области – организация каталога товаров, организация списка заказов и инструментов управления ими, организация личного кабинета клиента и возможности оформлять и отслеживать свои заказы.</w:t>
+        <w:t>Рассматривается задача автоматизации работы автомобильного гаража. Основные задачи, решаемые в предметной области – ведение списка владельцев автомобилей, ведение списка автомобилей, организация списка сторожей, а также ведение журнала прихода и ухода автомобилей.</w:t>
       </w:r>
     </w:p>
     <w:p>
@@ -1389,19 +1339,23 @@
           <w:szCs w:val="28"/>
         </w:rPr>
       </w:pPr>
-      <w:r>
-        <w:rPr>
-          <w:sz w:val="28"/>
-          <w:szCs w:val="28"/>
-        </w:rPr>
-        <w:t xml:space="preserve">На данном этапе </w:t>
-      </w:r>
-      <w:r>
-        <w:rPr>
-          <w:sz w:val="28"/>
-          <w:szCs w:val="28"/>
-        </w:rPr>
-        <w:t>рассматриваются основные задачи бизнес-процесса, его декомпозиция, основные действующие лица и их возможности в проектируемой информационной системе, а также проблемы, присущие организации бизнеса на данный момент, которые проектируемая система призвана решить.</w:t>
+    </w:p>
+    <w:p>
+      <w:pPr>
+        <w:spacing w:line="360" w:lineRule="auto"/>
+        <w:ind w:firstLine="709"/>
+        <w:jc w:val="both"/>
+        <w:rPr>
+          <w:sz w:val="28"/>
+          <w:szCs w:val="28"/>
+        </w:rPr>
+      </w:pPr>
+      <w:r>
+        <w:rPr>
+          <w:sz w:val="28"/>
+          <w:szCs w:val="28"/>
+        </w:rPr>
+        <w:t>На данном этапе рассматриваются основные задачи бизнес-процесса, его декомпозиция, основные действующие лица и их возможности в проектируемой информационной системе, а также проблемы, присущие организации работы гаража на данный момент, которые проектируемая система призвана решить.</w:t>
       </w:r>
     </w:p>
     <w:p>
@@ -1416,7 +1370,7 @@
       <w:r>
         <w:br w:type="page"/>
       </w:r>
-      <w:bookmarkStart w:id="1" w:name="_Toc240120680"/>
+      <w:bookmarkStart w:id="1" w:name="_Toc240301899"/>
       <w:r>
         <w:lastRenderedPageBreak/>
         <w:t>1. Характеристика объекта информатизации</w:t>
@@ -1438,42 +1392,21 @@
           <w:sz w:val="28"/>
           <w:szCs w:val="28"/>
         </w:rPr>
-        <w:t>Объектом, для которого реализуется ПО является книжный магазин</w:t>
-      </w:r>
-      <w:r>
-        <w:rPr>
-          <w:sz w:val="28"/>
-          <w:szCs w:val="28"/>
-        </w:rPr>
-        <w:t xml:space="preserve"> </w:t>
-      </w:r>
-      <w:r>
-        <w:rPr>
-          <w:sz w:val="28"/>
-          <w:szCs w:val="28"/>
-        </w:rPr>
-        <w:t>«</w:t>
-      </w:r>
-      <w:r>
-        <w:rPr>
-          <w:sz w:val="28"/>
-          <w:szCs w:val="28"/>
-        </w:rPr>
-        <w:t>Мурбукс</w:t>
-      </w:r>
-      <w:r>
-        <w:rPr>
-          <w:sz w:val="28"/>
-          <w:szCs w:val="28"/>
-        </w:rPr>
-        <w:t>»</w:t>
-      </w:r>
-      <w:r>
-        <w:rPr>
-          <w:sz w:val="28"/>
-          <w:szCs w:val="28"/>
-        </w:rPr>
-        <w:t>.</w:t>
+        <w:t>Рассматривается задача автоматизации работы автомобильного гаража</w:t>
+      </w:r>
+      <w:r>
+        <w:rPr>
+          <w:sz w:val="28"/>
+          <w:szCs w:val="28"/>
+        </w:rPr>
+        <w:t xml:space="preserve"> «Мерседес»</w:t>
+      </w:r>
+      <w:r>
+        <w:rPr>
+          <w:sz w:val="28"/>
+          <w:szCs w:val="28"/>
+        </w:rPr>
+        <w:t>. Основные задачи, решаемые в предметной области – ведение списка владельцев автомобилей, ведение списка автомобилей, организация списка сторожей, а также ведение журнала прихода и ухода автомобилей.</w:t>
       </w:r>
     </w:p>
     <w:p>
@@ -1486,13 +1419,6 @@
           <w:szCs w:val="28"/>
         </w:rPr>
       </w:pPr>
-      <w:r>
-        <w:rPr>
-          <w:sz w:val="28"/>
-          <w:szCs w:val="28"/>
-        </w:rPr>
-        <w:t>Сейчас предприятие реализует физические издания книг, принимая заказы через сторонние сервисы и по номеру телефона, а затем доставляя книги в собственный пункт выдачи, о чём информирует клиента через те же сервисы. Оплата производится клиентом напрямую на счёт предприятия за каждый заказ.</w:t>
-      </w:r>
     </w:p>
     <w:p>
       <w:pPr>
@@ -1509,51 +1435,8 @@
           <w:sz w:val="28"/>
           <w:szCs w:val="28"/>
         </w:rPr>
-        <w:t>Магазин продаёт книги различных жанров в различных изданиях. Периодически в магазине появляются скидки для привлечения новых клиентов, либо повышения привлекательности имеющихся предложений.</w:t>
-      </w:r>
-    </w:p>
-    <w:p>
-      <w:pPr>
-        <w:spacing w:line="360" w:lineRule="auto"/>
-        <w:ind w:firstLine="708"/>
-        <w:jc w:val="both"/>
-        <w:rPr>
-          <w:sz w:val="28"/>
-          <w:szCs w:val="28"/>
-        </w:rPr>
-      </w:pPr>
-      <w:r>
-        <w:rPr>
-          <w:sz w:val="28"/>
-          <w:szCs w:val="28"/>
-        </w:rPr>
-        <w:t>Проектируемая информационная система призвана решить следующие задачи</w:t>
-      </w:r>
-      <w:r>
-        <w:rPr>
-          <w:sz w:val="28"/>
-          <w:szCs w:val="28"/>
-        </w:rPr>
-        <w:t xml:space="preserve">: </w:t>
-      </w:r>
-      <w:r>
-        <w:rPr>
-          <w:sz w:val="28"/>
-          <w:szCs w:val="28"/>
-        </w:rPr>
-        <w:t>организация удобного каталога товаров и инструментов управления представленными товарами, организация системы управления скидками и применения скидок, организация личных кабинетов пользователей, с возможностью просмотра статусов заказов и пополнения баланса, организация системы управления персоналом.</w:t>
-      </w:r>
-    </w:p>
-    <w:p>
-      <w:pPr>
-        <w:spacing w:line="360" w:lineRule="auto"/>
-        <w:ind w:firstLine="708"/>
-        <w:jc w:val="both"/>
-        <w:rPr>
-          <w:sz w:val="28"/>
-          <w:szCs w:val="28"/>
-        </w:rPr>
-      </w:pPr>
+        <w:t>На данном этапе рассматриваются основные задачи бизнес-процесса, его декомпозиция, основные действующие лица и их возможности в проектируемой информационной системе, а также проблемы, присущие организации работы гаража на данный момент, которые проектируемая система призвана решить.</w:t>
+      </w:r>
     </w:p>
     <w:p>
       <w:pPr>
@@ -1565,7 +1448,7 @@
         <w:spacing w:line="360" w:lineRule="auto"/>
         <w:ind w:left="576"/>
       </w:pPr>
-      <w:bookmarkStart w:id="2" w:name="_Toc240120681"/>
+      <w:bookmarkStart w:id="2" w:name="_Toc240301900"/>
       <w:r>
         <w:t>2. Структура и бизнес-процесс предприятия</w:t>
       </w:r>
@@ -1581,36 +1464,58 @@
         <w:spacing w:line="360" w:lineRule="auto"/>
         <w:ind w:left="720" w:hanging="144"/>
       </w:pPr>
-      <w:bookmarkStart w:id="3" w:name="_Toc240120682"/>
+      <w:bookmarkStart w:id="3" w:name="_Toc240301901"/>
       <w:r>
         <w:t>2.1 Структура предприятия</w:t>
       </w:r>
       <w:bookmarkEnd w:id="3"/>
-    </w:p>
-    <w:p>
-      <w:pPr>
-        <w:spacing w:line="360" w:lineRule="auto"/>
-        <w:rPr>
-          <w:sz w:val="28"/>
-          <w:szCs w:val="28"/>
-        </w:rPr>
-      </w:pPr>
-      <w:r>
-        <w:tab/>
-      </w:r>
-      <w:r>
-        <w:rPr>
-          <w:sz w:val="28"/>
-          <w:szCs w:val="28"/>
-        </w:rPr>
-        <w:t>Предприятием и персоналом руководит директор, имеющий статус администратора в проектируемой информационной системе. В подчинении директору находятся сотрудники пункта выдачи и управляющие информационной системой, имеющие статус менеджеров. Они напрямую работают с клиентами.</w:t>
-      </w:r>
-      <w:r>
-        <w:rPr>
-          <w:sz w:val="28"/>
-          <w:szCs w:val="28"/>
-        </w:rPr>
-        <w:t xml:space="preserve"> В проектируемой информационной системе подразумевается, что клиенты смогут самостоятельно оформлять заказы, взаимодействуя с персоналом только при получении заказа.</w:t>
+      <w:r>
+        <w:rPr>
+          <w:szCs w:val="28"/>
+        </w:rPr>
+        <w:t xml:space="preserve"> </w:t>
+      </w:r>
+    </w:p>
+    <w:p>
+      <w:pPr>
+        <w:spacing w:line="360" w:lineRule="auto"/>
+        <w:ind w:firstLine="576"/>
+        <w:rPr>
+          <w:sz w:val="28"/>
+          <w:szCs w:val="28"/>
+        </w:rPr>
+      </w:pPr>
+      <w:r>
+        <w:rPr>
+          <w:sz w:val="28"/>
+          <w:szCs w:val="28"/>
+        </w:rPr>
+        <w:t>Предприятием и персоналом руководит администратор (заведующий гаражом), имеющий статус администратора в проектируемой информационной системе. В подчинении администратора находятся сторожа, которые непосредственно контролируют въезд и выезд автомобилей с территории гаража и отвечают за ведение журнала прихода и ухода автомобилей. Владельцы автомобилей являются клиентами гаража, сведения о которых и принадлежащих им автомобилях хранятся в информационной системе.</w:t>
+      </w:r>
+    </w:p>
+    <w:p>
+      <w:pPr>
+        <w:spacing w:line="360" w:lineRule="auto"/>
+        <w:rPr>
+          <w:sz w:val="28"/>
+          <w:szCs w:val="28"/>
+        </w:rPr>
+      </w:pPr>
+    </w:p>
+    <w:p>
+      <w:pPr>
+        <w:spacing w:line="360" w:lineRule="auto"/>
+        <w:rPr>
+          <w:sz w:val="28"/>
+          <w:szCs w:val="28"/>
+        </w:rPr>
+      </w:pPr>
+      <w:r>
+        <w:rPr>
+          <w:sz w:val="28"/>
+          <w:szCs w:val="28"/>
+        </w:rPr>
+        <w:t>В проектируемой информационной системе администратор осуществляет управление списками владельцев, автомобилей и сторожей, а также контролирует журнал прихода и ухода автомобилей. Сторожа используют систему для регистрации въезда и выезда автомобилей и просмотра необходимой информации о владельцах и автомобилях.</w:t>
       </w:r>
     </w:p>
     <w:p>
@@ -1622,7 +1527,7 @@
         </w:numPr>
         <w:ind w:firstLine="708"/>
       </w:pPr>
-      <w:bookmarkStart w:id="4" w:name="_Toc240120683"/>
+      <w:bookmarkStart w:id="4" w:name="_Toc240301902"/>
       <w:r>
         <w:lastRenderedPageBreak/>
         <w:t>2.2 Процесс информатизации и его определение</w:t>
@@ -1638,10 +1543,10 @@
           <w:noProof/>
         </w:rPr>
         <w:drawing>
-          <wp:inline distT="0" distB="0" distL="0" distR="0" wp14:anchorId="712927D5" wp14:editId="5C9EA138">
-            <wp:extent cx="4385734" cy="3667641"/>
+          <wp:inline distT="0" distB="0" distL="0" distR="0" wp14:anchorId="0D6AE2C0" wp14:editId="6AFF5C2C">
+            <wp:extent cx="5939790" cy="3959860"/>
             <wp:effectExtent l="0" t="0" r="0" b="0"/>
-            <wp:docPr id="1766825388" name="Рисунок 2"/>
+            <wp:docPr id="1" name="Рисунок 1" descr="0C24DFC4-F687-440D-A21D-85A83A45B5D4.png"/>
             <wp:cNvGraphicFramePr>
               <a:graphicFrameLocks xmlns:a="http://schemas.openxmlformats.org/drawingml/2006/main" noChangeAspect="1"/>
             </wp:cNvGraphicFramePr>
@@ -1649,7 +1554,7 @@
               <a:graphicData uri="http://schemas.openxmlformats.org/drawingml/2006/picture">
                 <pic:pic xmlns:pic="http://schemas.openxmlformats.org/drawingml/2006/picture">
                   <pic:nvPicPr>
-                    <pic:cNvPr id="0" name="Picture 316"/>
+                    <pic:cNvPr id="0" name="Picture 1" descr="0C24DFC4-F687-440D-A21D-85A83A45B5D4.png"/>
                     <pic:cNvPicPr>
                       <a:picLocks noChangeAspect="1" noChangeArrowheads="1"/>
                     </pic:cNvPicPr>
@@ -1670,7 +1575,7 @@
                   <pic:spPr bwMode="auto">
                     <a:xfrm>
                       <a:off x="0" y="0"/>
-                      <a:ext cx="4421621" cy="3697652"/>
+                      <a:ext cx="5939790" cy="3959860"/>
                     </a:xfrm>
                     <a:prstGeom prst="rect">
                       <a:avLst/>
@@ -1732,7 +1637,6 @@
         <w:rPr>
           <w:sz w:val="28"/>
           <w:szCs w:val="28"/>
-          <w:lang w:val="en-US"/>
         </w:rPr>
       </w:pPr>
     </w:p>
@@ -1749,7 +1653,6 @@
         <w:rPr>
           <w:sz w:val="28"/>
           <w:szCs w:val="28"/>
-          <w:lang w:val="en-US"/>
         </w:rPr>
         <w:tab/>
       </w:r>
@@ -1758,46 +1661,8 @@
           <w:sz w:val="28"/>
           <w:szCs w:val="28"/>
         </w:rPr>
-        <w:t xml:space="preserve">Основной процесс, автоматизируемый проектируемой информационной системой – продажа книг клиенту на сайте. Входной информацией в нём выступает заказ клиента и каталог доступных книг, процесс продажи регламентируется федеральным законом </w:t>
-      </w:r>
-      <w:r>
-        <w:rPr>
-          <w:sz w:val="28"/>
-          <w:szCs w:val="28"/>
-        </w:rPr>
-        <w:t>“</w:t>
-      </w:r>
-      <w:r>
-        <w:rPr>
-          <w:sz w:val="28"/>
-          <w:szCs w:val="28"/>
-        </w:rPr>
-        <w:t>О защите прав потребителя</w:t>
-      </w:r>
-      <w:r>
-        <w:rPr>
-          <w:sz w:val="28"/>
-          <w:szCs w:val="28"/>
-        </w:rPr>
-        <w:t>”</w:t>
-      </w:r>
-      <w:r>
-        <w:rPr>
-          <w:sz w:val="28"/>
-          <w:szCs w:val="28"/>
-        </w:rPr>
-        <w:t xml:space="preserve"> и финансовой и налоговой документацией. В результате после получения клиентом или отмены заказ получает статус, а в кабинете клиента формируется запись о заказе. Действующие лица системы – клиент, менеджер и администратор.</w:t>
-      </w:r>
-    </w:p>
-    <w:p>
-      <w:pPr>
-        <w:spacing w:line="360" w:lineRule="auto"/>
-        <w:jc w:val="center"/>
-        <w:rPr>
-          <w:sz w:val="28"/>
-          <w:szCs w:val="28"/>
-        </w:rPr>
-      </w:pPr>
+        <w:t>Основной процесс, автоматизируемый проектируемой информационной системой – учет прихода и ухода автомобилей в гараже. Входной информацией в нём выступают сведения о владельце автомобиля, данные об автомобиле, а также информация о времени и факте въезда или выезда. Процесс работы гаража регламентируется правилами внутреннего распорядка, требованиями безопасности и соответствующей документацией. В результате регистрации операции формируется запись в журнале прихода и ухода автомобилей, а в системе обновляются актуальные сведения о нахождении автомобиля в гараже. Действующие лица системы – владелец автомобиля, сторож и администратор.</w:t>
+      </w:r>
     </w:p>
     <w:p>
       <w:pPr>
@@ -1814,10 +1679,10 @@
         </w:rPr>
         <w:lastRenderedPageBreak/>
         <w:drawing>
-          <wp:inline distT="0" distB="0" distL="0" distR="0" wp14:anchorId="36DC0A27" wp14:editId="23B069E9">
-            <wp:extent cx="5978332" cy="3759200"/>
+          <wp:inline distT="0" distB="0" distL="0" distR="0" wp14:anchorId="0F6E78B2" wp14:editId="178D3D60">
+            <wp:extent cx="5939790" cy="3465523"/>
             <wp:effectExtent l="0" t="0" r="0" b="0"/>
-            <wp:docPr id="1711002655" name="Рисунок 3"/>
+            <wp:docPr id="2" name="Рисунок 2" descr="6833F023-A4E7-490B-99AA-6A180845DC49.jpeg"/>
             <wp:cNvGraphicFramePr>
               <a:graphicFrameLocks xmlns:a="http://schemas.openxmlformats.org/drawingml/2006/main" noChangeAspect="1"/>
             </wp:cNvGraphicFramePr>
@@ -1825,7 +1690,7 @@
               <a:graphicData uri="http://schemas.openxmlformats.org/drawingml/2006/picture">
                 <pic:pic xmlns:pic="http://schemas.openxmlformats.org/drawingml/2006/picture">
                   <pic:nvPicPr>
-                    <pic:cNvPr id="0" name="Picture 318"/>
+                    <pic:cNvPr id="0" name="Picture 3" descr="6833F023-A4E7-490B-99AA-6A180845DC49.jpeg"/>
                     <pic:cNvPicPr>
                       <a:picLocks noChangeAspect="1" noChangeArrowheads="1"/>
                     </pic:cNvPicPr>
@@ -1846,7 +1711,7 @@
                   <pic:spPr bwMode="auto">
                     <a:xfrm>
                       <a:off x="0" y="0"/>
-                      <a:ext cx="6003015" cy="3774721"/>
+                      <a:ext cx="5939790" cy="3465523"/>
                     </a:xfrm>
                     <a:prstGeom prst="rect">
                       <a:avLst/>
@@ -1862,6 +1727,8 @@
           </wp:inline>
         </w:drawing>
       </w:r>
+      <w:bookmarkStart w:id="5" w:name="_GoBack"/>
+      <w:bookmarkEnd w:id="5"/>
     </w:p>
     <w:p>
       <w:pPr>
@@ -1905,44 +1772,13 @@
           <w:szCs w:val="28"/>
         </w:rPr>
         <w:tab/>
-        <w:t>Подзадачей при продаже товаров является удобная организация личного кабинета клиента, в которой он может указать свои данные, пополнить баланс,</w:t>
-      </w:r>
-      <w:r>
-        <w:rPr>
-          <w:sz w:val="28"/>
-          <w:szCs w:val="28"/>
-        </w:rPr>
-        <w:t xml:space="preserve"> оформить новый заказ или</w:t>
-      </w:r>
-      <w:r>
-        <w:rPr>
-          <w:sz w:val="28"/>
-          <w:szCs w:val="28"/>
-        </w:rPr>
-        <w:t xml:space="preserve"> ознакомиться с историей заказов и с текущими заказами</w:t>
-      </w:r>
-      <w:r>
-        <w:rPr>
-          <w:sz w:val="28"/>
-          <w:szCs w:val="28"/>
-        </w:rPr>
-        <w:t xml:space="preserve">. Также подзадачами являются организация каталога товаров и управление текущими заказами. </w:t>
-      </w:r>
-      <w:proofErr w:type="gramStart"/>
-      <w:r>
-        <w:rPr>
-          <w:sz w:val="28"/>
-          <w:szCs w:val="28"/>
-        </w:rPr>
-        <w:t>Помимо этого</w:t>
-      </w:r>
-      <w:proofErr w:type="gramEnd"/>
-      <w:r>
-        <w:rPr>
-          <w:sz w:val="28"/>
-          <w:szCs w:val="28"/>
-        </w:rPr>
-        <w:t xml:space="preserve"> в организацию работы магазина входят задачи управления персоналом, товарами и скидками.</w:t>
+      </w:r>
+      <w:r>
+        <w:rPr>
+          <w:sz w:val="28"/>
+          <w:szCs w:val="28"/>
+        </w:rPr>
+        <w:t>Подзадачей при организации работы автомобильного гаража является ведение списка владельцев автомобилей, в котором можно хранить и просматривать сведения о владельцах. Также подзадачей является ведение списка автомобилей с указанием необходимых данных об автомобилях и их владельцах. Кроме того, в систему входит ведение списка сторожей, осуществляющих контроль въезда и выезда автомобилей. Основной подзадачей является регистрация прихода и ухода автомобилей и ведение соответствующего журнала.</w:t>
       </w:r>
     </w:p>
     <w:p>
@@ -1958,7 +1794,7 @@
     <w:p>
       <w:pPr>
         <w:spacing w:line="360" w:lineRule="auto"/>
-        <w:jc w:val="center"/>
+        <w:jc w:val="both"/>
         <w:rPr>
           <w:sz w:val="28"/>
           <w:szCs w:val="28"/>
@@ -1970,10 +1806,10 @@
         </w:rPr>
         <w:lastRenderedPageBreak/>
         <w:drawing>
-          <wp:inline distT="0" distB="0" distL="0" distR="0" wp14:anchorId="26A35283" wp14:editId="502302AD">
-            <wp:extent cx="6112999" cy="5923302"/>
+          <wp:inline distT="0" distB="0" distL="0" distR="0" wp14:anchorId="47515AAE" wp14:editId="3EA66DF5">
+            <wp:extent cx="5939790" cy="3959860"/>
             <wp:effectExtent l="0" t="0" r="0" b="0"/>
-            <wp:docPr id="152524660" name="Рисунок 1"/>
+            <wp:docPr id="4" name="Рисунок 4" descr="053BC082-A3F1-495E-A5AD-083FC33D8D6E.png"/>
             <wp:cNvGraphicFramePr>
               <a:graphicFrameLocks xmlns:a="http://schemas.openxmlformats.org/drawingml/2006/main" noChangeAspect="1"/>
             </wp:cNvGraphicFramePr>
@@ -1981,7 +1817,7 @@
               <a:graphicData uri="http://schemas.openxmlformats.org/drawingml/2006/picture">
                 <pic:pic xmlns:pic="http://schemas.openxmlformats.org/drawingml/2006/picture">
                   <pic:nvPicPr>
-                    <pic:cNvPr id="0" name="Picture 1"/>
+                    <pic:cNvPr id="0" name="Picture 7" descr="053BC082-A3F1-495E-A5AD-083FC33D8D6E.png"/>
                     <pic:cNvPicPr>
                       <a:picLocks noChangeAspect="1" noChangeArrowheads="1"/>
                     </pic:cNvPicPr>
@@ -2002,7 +1838,7 @@
                   <pic:spPr bwMode="auto">
                     <a:xfrm>
                       <a:off x="0" y="0"/>
-                      <a:ext cx="6136391" cy="5945968"/>
+                      <a:ext cx="5939790" cy="3959860"/>
                     </a:xfrm>
                     <a:prstGeom prst="rect">
                       <a:avLst/>
@@ -2033,7 +1869,74 @@
           <w:sz w:val="28"/>
           <w:szCs w:val="28"/>
         </w:rPr>
-        <w:t>Рисунок 3 – диаграмма вариантов использования информационной системы</w:t>
+        <w:t xml:space="preserve">Рисунок 3.1 – </w:t>
+      </w:r>
+      <w:r>
+        <w:rPr>
+          <w:sz w:val="28"/>
+          <w:szCs w:val="28"/>
+        </w:rPr>
+        <w:t>Основные действующие лица системы</w:t>
+      </w:r>
+      <w:r>
+        <w:rPr>
+          <w:sz w:val="28"/>
+          <w:szCs w:val="28"/>
+        </w:rPr>
+        <w:t xml:space="preserve"> (Администратор) </w:t>
+      </w:r>
+      <w:r>
+        <w:rPr>
+          <w:noProof/>
+        </w:rPr>
+        <w:drawing>
+          <wp:inline distT="0" distB="0" distL="0" distR="0" wp14:anchorId="1D3A3D90" wp14:editId="362E13D7">
+            <wp:extent cx="5939790" cy="3959860"/>
+            <wp:effectExtent l="0" t="0" r="0" b="0"/>
+            <wp:docPr id="5" name="Рисунок 5" descr="AFB0B8FB-0956-47B7-AEEF-05D3B5BAA5E1.png"/>
+            <wp:cNvGraphicFramePr>
+              <a:graphicFrameLocks xmlns:a="http://schemas.openxmlformats.org/drawingml/2006/main" noChangeAspect="1"/>
+            </wp:cNvGraphicFramePr>
+            <a:graphic xmlns:a="http://schemas.openxmlformats.org/drawingml/2006/main">
+              <a:graphicData uri="http://schemas.openxmlformats.org/drawingml/2006/picture">
+                <pic:pic xmlns:pic="http://schemas.openxmlformats.org/drawingml/2006/picture">
+                  <pic:nvPicPr>
+                    <pic:cNvPr id="0" name="Picture 9" descr="AFB0B8FB-0956-47B7-AEEF-05D3B5BAA5E1.png"/>
+                    <pic:cNvPicPr>
+                      <a:picLocks noChangeAspect="1" noChangeArrowheads="1"/>
+                    </pic:cNvPicPr>
+                  </pic:nvPicPr>
+                  <pic:blipFill>
+                    <a:blip r:embed="rId11">
+                      <a:extLst>
+                        <a:ext uri="{28A0092B-C50C-407E-A947-70E740481C1C}">
+                          <a14:useLocalDpi xmlns:a14="http://schemas.microsoft.com/office/drawing/2010/main" val="0"/>
+                        </a:ext>
+                      </a:extLst>
+                    </a:blip>
+                    <a:srcRect/>
+                    <a:stretch>
+                      <a:fillRect/>
+                    </a:stretch>
+                  </pic:blipFill>
+                  <pic:spPr bwMode="auto">
+                    <a:xfrm>
+                      <a:off x="0" y="0"/>
+                      <a:ext cx="5939790" cy="3959860"/>
+                    </a:xfrm>
+                    <a:prstGeom prst="rect">
+                      <a:avLst/>
+                    </a:prstGeom>
+                    <a:noFill/>
+                    <a:ln>
+                      <a:noFill/>
+                    </a:ln>
+                  </pic:spPr>
+                </pic:pic>
+              </a:graphicData>
+            </a:graphic>
+          </wp:inline>
+        </w:drawing>
       </w:r>
     </w:p>
     <w:p>
@@ -2045,6 +1948,48 @@
           <w:szCs w:val="28"/>
         </w:rPr>
       </w:pPr>
+      <w:r>
+        <w:rPr>
+          <w:sz w:val="28"/>
+          <w:szCs w:val="28"/>
+        </w:rPr>
+        <w:t xml:space="preserve">Рисунок 3.1 – </w:t>
+      </w:r>
+      <w:r>
+        <w:rPr>
+          <w:sz w:val="28"/>
+          <w:szCs w:val="28"/>
+        </w:rPr>
+        <w:t>Основные действующие лица системы</w:t>
+      </w:r>
+      <w:r>
+        <w:rPr>
+          <w:sz w:val="28"/>
+          <w:szCs w:val="28"/>
+        </w:rPr>
+        <w:t xml:space="preserve"> </w:t>
+      </w:r>
+      <w:r>
+        <w:rPr>
+          <w:sz w:val="28"/>
+          <w:szCs w:val="28"/>
+        </w:rPr>
+        <w:t>(</w:t>
+      </w:r>
+      <w:r>
+        <w:rPr>
+          <w:sz w:val="28"/>
+          <w:szCs w:val="28"/>
+        </w:rPr>
+        <w:t>Владелец</w:t>
+      </w:r>
+      <w:r>
+        <w:rPr>
+          <w:sz w:val="28"/>
+          <w:szCs w:val="28"/>
+        </w:rPr>
+        <w:t>)</w:t>
+      </w:r>
     </w:p>
     <w:p>
       <w:pPr>
@@ -2057,25 +2002,109 @@
       </w:pPr>
       <w:r>
         <w:rPr>
-          <w:sz w:val="28"/>
-          <w:szCs w:val="28"/>
-        </w:rPr>
-        <w:tab/>
-        <w:t>Основными действующими лицами в системе являются</w:t>
-      </w:r>
-      <w:r>
-        <w:rPr>
-          <w:sz w:val="28"/>
-          <w:szCs w:val="28"/>
-        </w:rPr>
-        <w:t>:</w:t>
-      </w:r>
-      <w:r>
-        <w:rPr>
-          <w:sz w:val="28"/>
-          <w:szCs w:val="28"/>
-        </w:rPr>
-        <w:t xml:space="preserve"> администраторы, менеджеры и клиенты.</w:t>
+          <w:noProof/>
+        </w:rPr>
+        <w:lastRenderedPageBreak/>
+        <w:drawing>
+          <wp:inline distT="0" distB="0" distL="0" distR="0" wp14:anchorId="4F7B3CFE" wp14:editId="669625A8">
+            <wp:extent cx="5939790" cy="3959860"/>
+            <wp:effectExtent l="0" t="0" r="0" b="0"/>
+            <wp:docPr id="3" name="Рисунок 3" descr="8F98AF1D-20D3-4DA5-8711-EBADD50F4A1F.png"/>
+            <wp:cNvGraphicFramePr>
+              <a:graphicFrameLocks xmlns:a="http://schemas.openxmlformats.org/drawingml/2006/main" noChangeAspect="1"/>
+            </wp:cNvGraphicFramePr>
+            <a:graphic xmlns:a="http://schemas.openxmlformats.org/drawingml/2006/main">
+              <a:graphicData uri="http://schemas.openxmlformats.org/drawingml/2006/picture">
+                <pic:pic xmlns:pic="http://schemas.openxmlformats.org/drawingml/2006/picture">
+                  <pic:nvPicPr>
+                    <pic:cNvPr id="0" name="Picture 5" descr="8F98AF1D-20D3-4DA5-8711-EBADD50F4A1F.png"/>
+                    <pic:cNvPicPr>
+                      <a:picLocks noChangeAspect="1" noChangeArrowheads="1"/>
+                    </pic:cNvPicPr>
+                  </pic:nvPicPr>
+                  <pic:blipFill>
+                    <a:blip r:embed="rId12">
+                      <a:extLst>
+                        <a:ext uri="{28A0092B-C50C-407E-A947-70E740481C1C}">
+                          <a14:useLocalDpi xmlns:a14="http://schemas.microsoft.com/office/drawing/2010/main" val="0"/>
+                        </a:ext>
+                      </a:extLst>
+                    </a:blip>
+                    <a:srcRect/>
+                    <a:stretch>
+                      <a:fillRect/>
+                    </a:stretch>
+                  </pic:blipFill>
+                  <pic:spPr bwMode="auto">
+                    <a:xfrm>
+                      <a:off x="0" y="0"/>
+                      <a:ext cx="5939790" cy="3959860"/>
+                    </a:xfrm>
+                    <a:prstGeom prst="rect">
+                      <a:avLst/>
+                    </a:prstGeom>
+                    <a:noFill/>
+                    <a:ln>
+                      <a:noFill/>
+                    </a:ln>
+                  </pic:spPr>
+                </pic:pic>
+              </a:graphicData>
+            </a:graphic>
+          </wp:inline>
+        </w:drawing>
+      </w:r>
+    </w:p>
+    <w:p>
+      <w:pPr>
+        <w:spacing w:line="360" w:lineRule="auto"/>
+        <w:jc w:val="center"/>
+        <w:rPr>
+          <w:sz w:val="28"/>
+          <w:szCs w:val="28"/>
+        </w:rPr>
+      </w:pPr>
+      <w:r>
+        <w:rPr>
+          <w:sz w:val="28"/>
+          <w:szCs w:val="28"/>
+        </w:rPr>
+        <w:t xml:space="preserve">Рисунок 3.1 – </w:t>
+      </w:r>
+      <w:r>
+        <w:rPr>
+          <w:sz w:val="28"/>
+          <w:szCs w:val="28"/>
+        </w:rPr>
+        <w:t>Основные действующие лица системы</w:t>
+      </w:r>
+      <w:r>
+        <w:rPr>
+          <w:sz w:val="28"/>
+          <w:szCs w:val="28"/>
+        </w:rPr>
+        <w:t xml:space="preserve"> </w:t>
+      </w:r>
+      <w:r>
+        <w:rPr>
+          <w:sz w:val="28"/>
+          <w:szCs w:val="28"/>
+        </w:rPr>
+        <w:t>(</w:t>
+      </w:r>
+      <w:r>
+        <w:rPr>
+          <w:sz w:val="28"/>
+          <w:szCs w:val="28"/>
+        </w:rPr>
+        <w:t>Сторож</w:t>
+      </w:r>
+      <w:r>
+        <w:rPr>
+          <w:sz w:val="28"/>
+          <w:szCs w:val="28"/>
+        </w:rPr>
+        <w:t>)</w:t>
       </w:r>
     </w:p>
     <w:p>
@@ -2092,8 +2121,7 @@
           <w:sz w:val="28"/>
           <w:szCs w:val="28"/>
         </w:rPr>
-        <w:tab/>
-        <w:t>Менеджеры – персонал, управляющий каталогом товаров, скидками, категориями товаров, сопровождающий и выдающий заказы, управляющий статусами заказов. Имеют доступ к управлению содержимым каталога, категорий и статусами заказов.</w:t>
+        <w:t>Основными действующими лицами в системе являются: администратор, сторож и владелец автомобиля.</w:t>
       </w:r>
     </w:p>
     <w:p>
@@ -2105,13 +2133,76 @@
           <w:szCs w:val="28"/>
         </w:rPr>
       </w:pPr>
-      <w:r>
-        <w:rPr>
-          <w:sz w:val="28"/>
-          <w:szCs w:val="28"/>
-        </w:rPr>
-        <w:tab/>
-        <w:t xml:space="preserve">Администраторы – руководящий персонал. Имеют все права менеджера на управление товарами, категориями и статусами заказов. Кроме </w:t>
+    </w:p>
+    <w:p>
+      <w:pPr>
+        <w:spacing w:line="360" w:lineRule="auto"/>
+        <w:jc w:val="both"/>
+        <w:rPr>
+          <w:sz w:val="28"/>
+          <w:szCs w:val="28"/>
+        </w:rPr>
+      </w:pPr>
+      <w:r>
+        <w:rPr>
+          <w:sz w:val="28"/>
+          <w:szCs w:val="28"/>
+        </w:rPr>
+        <w:t>Сторожа – сотрудники гаража, осуществляющие контроль въезда и выезда автомобилей. Имеют доступ к регистрации прихода и ухода автомобилей, просмотру списка автомобилей и сведений о владельцах, а также к журналу движения автомобилей.</w:t>
+      </w:r>
+    </w:p>
+    <w:p>
+      <w:pPr>
+        <w:spacing w:line="360" w:lineRule="auto"/>
+        <w:jc w:val="both"/>
+        <w:rPr>
+          <w:sz w:val="28"/>
+          <w:szCs w:val="28"/>
+        </w:rPr>
+      </w:pPr>
+    </w:p>
+    <w:p>
+      <w:pPr>
+        <w:spacing w:line="360" w:lineRule="auto"/>
+        <w:jc w:val="both"/>
+        <w:rPr>
+          <w:sz w:val="28"/>
+          <w:szCs w:val="28"/>
+        </w:rPr>
+      </w:pPr>
+      <w:r>
+        <w:rPr>
+          <w:sz w:val="28"/>
+          <w:szCs w:val="28"/>
+        </w:rPr>
+        <w:t>Администраторы – руководящий персонал гаража. Имеют права на управление списками владельцев, автомобилей и сторожей. Кроме того, могут добавлять, изменять и удалять сведения о владельцах, автомобилях и сторожах, а также просматривать и контролировать журнал прихода и ухода автомобилей.</w:t>
+      </w:r>
+    </w:p>
+    <w:p>
+      <w:pPr>
+        <w:spacing w:line="360" w:lineRule="auto"/>
+        <w:jc w:val="both"/>
+        <w:rPr>
+          <w:sz w:val="28"/>
+          <w:szCs w:val="28"/>
+        </w:rPr>
+      </w:pPr>
+    </w:p>
+    <w:p>
+      <w:pPr>
+        <w:spacing w:line="360" w:lineRule="auto"/>
+        <w:jc w:val="both"/>
+        <w:rPr>
+          <w:sz w:val="28"/>
+          <w:szCs w:val="28"/>
+        </w:rPr>
+      </w:pPr>
+      <w:r>
+        <w:rPr>
+          <w:sz w:val="28"/>
+          <w:szCs w:val="28"/>
+        </w:rPr>
+        <w:t xml:space="preserve">Владельцы автомобилей – лица, которым принадлежат автомобили, находящиеся на территории гаража. В системе хранятся сведения о </w:t>
       </w:r>
       <w:r>
         <w:rPr>
@@ -2119,7 +2210,7 @@
           <w:szCs w:val="28"/>
         </w:rPr>
         <w:lastRenderedPageBreak/>
-        <w:t>того, могут просматривать списки сотрудников, добавлять и удалять менеджеров, при найме и увольнении сотрудников.</w:t>
+        <w:t>владельцах и принадлежащих им автомобилях. Владельцы могут просматривать информацию о своих автомобилях и сведения о зарегистрированных операциях их въезда и выезда.</w:t>
       </w:r>
     </w:p>
     <w:p>
@@ -2131,70 +2222,23 @@
           <w:szCs w:val="28"/>
         </w:rPr>
       </w:pPr>
-      <w:r>
-        <w:rPr>
-          <w:sz w:val="28"/>
-          <w:szCs w:val="28"/>
-        </w:rPr>
-        <w:tab/>
-        <w:t>Клиенты –</w:t>
-      </w:r>
-      <w:r>
-        <w:rPr>
-          <w:sz w:val="28"/>
-          <w:szCs w:val="28"/>
-        </w:rPr>
-        <w:t xml:space="preserve"> зарегистрированные</w:t>
-      </w:r>
-      <w:r>
-        <w:rPr>
-          <w:sz w:val="28"/>
-          <w:szCs w:val="28"/>
-        </w:rPr>
-        <w:t xml:space="preserve"> покупатели и заказчик</w:t>
-      </w:r>
-      <w:r>
-        <w:rPr>
-          <w:sz w:val="28"/>
-          <w:szCs w:val="28"/>
-        </w:rPr>
-        <w:t>и. Незарегистрированные покупатели также могут просматривать каталоги и отдельные книги, формировать корзину и пользоваться скидками. Создав личный кабинет, клиенты смогут оформлять заказы, пополнять баланс, отслеживать новые заказы и свою историю.</w:t>
-      </w:r>
-    </w:p>
-    <w:p>
-      <w:pPr>
-        <w:spacing w:line="360" w:lineRule="auto"/>
-        <w:jc w:val="both"/>
-        <w:rPr>
-          <w:sz w:val="28"/>
-          <w:szCs w:val="28"/>
-        </w:rPr>
-      </w:pPr>
-    </w:p>
-    <w:p>
-      <w:pPr>
-        <w:pStyle w:val="3"/>
+    </w:p>
+    <w:p>
+      <w:pPr>
+        <w:pStyle w:val="2"/>
         <w:numPr>
           <w:ilvl w:val="0"/>
           <w:numId w:val="0"/>
         </w:numPr>
-        <w:spacing w:line="360" w:lineRule="auto"/>
-        <w:ind w:left="720"/>
-      </w:pPr>
-      <w:bookmarkStart w:id="5" w:name="_Toc240120684"/>
-      <w:r>
-        <w:t>2.</w:t>
-      </w:r>
-      <w:r>
-        <w:t>3</w:t>
-      </w:r>
-      <w:r>
-        <w:t xml:space="preserve"> </w:t>
-      </w:r>
-      <w:r>
-        <w:t>Обоснование необходимости информатизации бизнес-процесса</w:t>
-      </w:r>
-      <w:bookmarkEnd w:id="5"/>
+      </w:pPr>
+      <w:bookmarkStart w:id="6" w:name="_Toc240301903"/>
+      <w:r>
+        <w:t>2.3</w:t>
+      </w:r>
+      <w:r>
+        <w:t xml:space="preserve"> Обоснование необходимости информатизации бизнес-процесса</w:t>
+      </w:r>
+      <w:bookmarkEnd w:id="6"/>
     </w:p>
     <w:p>
       <w:pPr>
@@ -2205,20 +2249,55 @@
           <w:szCs w:val="28"/>
         </w:rPr>
       </w:pPr>
-      <w:r>
-        <w:tab/>
-      </w:r>
-      <w:r>
-        <w:rPr>
-          <w:sz w:val="28"/>
-          <w:szCs w:val="28"/>
-        </w:rPr>
-        <w:t>Существующая на данный момент система не удовлетворяет желаниям в вопросах удобства использования, как сотрудниками заказчика-предприятия, так и его клиентами. Использование сторонних сервисов для оплаты отдельных заказов и поддержания контакта сотрудников с клиентами, в т.ч. для оформления заказа и его отслеживания, усложняет контроль за статусами заказов и создаёт риски утери информации. Разрабатываемая информационная система призвана облегчить как работу персонала по контролю заказов, так и опыт клиента по выбору, оплате, оформлению и отслеживанию заказов.</w:t>
-      </w:r>
-    </w:p>
-    <w:p>
-      <w:pPr>
-        <w:spacing w:after="200" w:line="276" w:lineRule="auto"/>
+    </w:p>
+    <w:p>
+      <w:pPr>
+        <w:spacing w:line="360" w:lineRule="auto"/>
+        <w:jc w:val="both"/>
+        <w:rPr>
+          <w:sz w:val="28"/>
+          <w:szCs w:val="28"/>
+        </w:rPr>
+      </w:pPr>
+      <w:r>
+        <w:rPr>
+          <w:sz w:val="28"/>
+          <w:szCs w:val="28"/>
+        </w:rPr>
+        <w:t>Существующая на данный момент организация работы гаража не обеспечивает достаточного удобства при ведении сведений о владельцах, автомобилях и сторожах. Ручное ведение журнала прихода и ухода автомобилей усложняет контроль за движением автомобилей, поиск необходимой информации и получение актуальных сведений о нахождении автомобилей в гараже. Кроме того, использование бумажных журналов или отдельных электронных документов создаёт риск потери или ошибочного внесения информации.</w:t>
+      </w:r>
+    </w:p>
+    <w:p>
+      <w:pPr>
+        <w:spacing w:line="360" w:lineRule="auto"/>
+        <w:jc w:val="both"/>
+        <w:rPr>
+          <w:sz w:val="28"/>
+          <w:szCs w:val="28"/>
+        </w:rPr>
+      </w:pPr>
+    </w:p>
+    <w:p>
+      <w:pPr>
+        <w:spacing w:line="360" w:lineRule="auto"/>
+        <w:jc w:val="both"/>
+        <w:rPr>
+          <w:sz w:val="28"/>
+          <w:szCs w:val="28"/>
+        </w:rPr>
+      </w:pPr>
+      <w:r>
+        <w:rPr>
+          <w:sz w:val="28"/>
+          <w:szCs w:val="28"/>
+        </w:rPr>
+        <w:t>Разрабатываемая информационная система призвана облегчить работу персонала по учёту владельцев и автомобилей, управлению списком сторожей и контролю прихода и ухода автомобилей, а также обеспечить централизованное хранение и быстрый поиск необходимой информации.</w:t>
+      </w:r>
+    </w:p>
+    <w:p>
+      <w:pPr>
+        <w:spacing w:line="360" w:lineRule="auto"/>
+        <w:jc w:val="both"/>
         <w:rPr>
           <w:sz w:val="28"/>
           <w:szCs w:val="28"/>
@@ -2234,38 +2313,41 @@
     </w:p>
     <w:p>
       <w:pPr>
-        <w:pStyle w:val="1"/>
-        <w:numPr>
-          <w:ilvl w:val="0"/>
-          <w:numId w:val="0"/>
-        </w:numPr>
+        <w:pStyle w:val="a9"/>
+        <w:ind w:firstLine="708"/>
         <w:jc w:val="center"/>
         <w:rPr>
           <w:rFonts w:ascii="Times New Roman" w:hAnsi="Times New Roman" w:cs="Times New Roman"/>
-          <w:sz w:val="28"/>
-          <w:szCs w:val="28"/>
-        </w:rPr>
-      </w:pPr>
-      <w:bookmarkStart w:id="6" w:name="_Toc240120685"/>
+          <w:b/>
+          <w:sz w:val="28"/>
+          <w:szCs w:val="28"/>
+        </w:rPr>
+      </w:pPr>
       <w:r>
         <w:rPr>
           <w:rFonts w:ascii="Times New Roman" w:hAnsi="Times New Roman" w:cs="Times New Roman"/>
+          <w:b/>
           <w:sz w:val="28"/>
           <w:szCs w:val="28"/>
         </w:rPr>
         <w:lastRenderedPageBreak/>
         <w:t>ЗАКЛЮЧЕНИЕ</w:t>
       </w:r>
-      <w:bookmarkEnd w:id="6"/>
-    </w:p>
-    <w:p>
-      <w:pPr>
+    </w:p>
+    <w:p>
+      <w:pPr>
+        <w:spacing w:line="360" w:lineRule="auto"/>
         <w:jc w:val="both"/>
-      </w:pPr>
-    </w:p>
-    <w:p>
-      <w:pPr>
-        <w:spacing w:line="360" w:lineRule="auto"/>
+        <w:rPr>
+          <w:sz w:val="28"/>
+          <w:szCs w:val="28"/>
+        </w:rPr>
+      </w:pPr>
+    </w:p>
+    <w:p>
+      <w:pPr>
+        <w:spacing w:line="360" w:lineRule="auto"/>
+        <w:ind w:firstLine="708"/>
         <w:jc w:val="both"/>
         <w:rPr>
           <w:sz w:val="28"/>
@@ -2277,8 +2359,7 @@
           <w:sz w:val="28"/>
           <w:szCs w:val="28"/>
         </w:rPr>
-        <w:tab/>
-        <w:t>На данном этапе рассмотрена предметная область бизнеса, структура предприятия, существующая организация работы, бизнес-процессы, и проблемы, сопровождающие текущую организацию работы предприятия</w:t>
+        <w:t>На данном этапе рассмотрена предметная область автомобильного гаража, структура предприятия, существующая организация работы, бизнес-процессы и проблемы, сопровождающие текущую организацию работы гаража.</w:t>
       </w:r>
     </w:p>
     <w:p>
@@ -2290,18 +2371,11 @@
           <w:szCs w:val="28"/>
         </w:rPr>
       </w:pPr>
-      <w:r>
-        <w:rPr>
-          <w:sz w:val="28"/>
-          <w:szCs w:val="28"/>
-        </w:rPr>
-        <w:tab/>
-        <w:t xml:space="preserve">Проведён анализ бизнес-процесса, выявлены ключевые задачи и подзадачи, решаемые в ходе процесса организации работы книжного магазина. Подробно изучены недостатки имеющегося порядка работы и обоснована необходимость разработки более совершенного программного обеспечения для улучшения пользовательского опыта и увеличения эффективности работы сотрудников. </w:t>
-      </w:r>
-    </w:p>
-    <w:p>
-      <w:pPr>
-        <w:spacing w:line="360" w:lineRule="auto"/>
+    </w:p>
+    <w:p>
+      <w:pPr>
+        <w:spacing w:line="360" w:lineRule="auto"/>
+        <w:ind w:firstLine="708"/>
         <w:jc w:val="both"/>
         <w:rPr>
           <w:sz w:val="28"/>
@@ -2313,33 +2387,38 @@
           <w:sz w:val="28"/>
           <w:szCs w:val="28"/>
         </w:rPr>
-        <w:tab/>
-        <w:t xml:space="preserve">Рассмотрены основные действующие лица системы – администраторы, менеджеры и клиенты. Для них определены </w:t>
-      </w:r>
-      <w:r>
-        <w:rPr>
-          <w:sz w:val="28"/>
-          <w:szCs w:val="28"/>
-        </w:rPr>
-        <w:t>возможности</w:t>
-      </w:r>
-      <w:r>
-        <w:rPr>
-          <w:sz w:val="28"/>
-          <w:szCs w:val="28"/>
-        </w:rPr>
-        <w:t xml:space="preserve"> в проектируемой информационной системе</w:t>
-      </w:r>
-      <w:r>
-        <w:rPr>
-          <w:sz w:val="28"/>
-          <w:szCs w:val="28"/>
-        </w:rPr>
-        <w:t xml:space="preserve"> и составлена диаграмма вариантов использования.</w:t>
+        <w:t>Проведён анализ бизнес-процесса, выявлены ключевые задачи и подзадачи, решаемые в ходе организации работы автомобильного гаража. Подробно изучены недостатки имеющегося порядка работы и обоснована необходимость разработки более совершенного программного обеспечения для повышения эффективности работы сотрудников и упрощения учёта автомобилей.</w:t>
+      </w:r>
+    </w:p>
+    <w:p>
+      <w:pPr>
+        <w:spacing w:line="360" w:lineRule="auto"/>
+        <w:jc w:val="both"/>
+        <w:rPr>
+          <w:sz w:val="28"/>
+          <w:szCs w:val="28"/>
+        </w:rPr>
+      </w:pPr>
+    </w:p>
+    <w:p>
+      <w:pPr>
+        <w:spacing w:line="360" w:lineRule="auto"/>
+        <w:jc w:val="both"/>
+        <w:rPr>
+          <w:sz w:val="28"/>
+          <w:szCs w:val="28"/>
+        </w:rPr>
+      </w:pPr>
+      <w:r>
+        <w:rPr>
+          <w:sz w:val="28"/>
+          <w:szCs w:val="28"/>
+        </w:rPr>
+        <w:t>Рассмотрены основные действующие лица системы – администратор, сторож и владелец автомобиля. Для них определены возможности в проектируемой информационной системе и составлена диаграмма вариантов использования.</w:t>
       </w:r>
     </w:p>
     <w:sectPr>
-      <w:footerReference w:type="default" r:id="rId11"/>
+      <w:footerReference w:type="default" r:id="rId13"/>
       <w:pgSz w:w="11906" w:h="16838"/>
       <w:pgMar w:top="1134" w:right="851" w:bottom="1134" w:left="1701" w:header="709" w:footer="709" w:gutter="0"/>
       <w:cols w:space="708"/>
@@ -2351,7 +2430,7 @@
 </file>
 
 <file path=word/endnotes.xml><?xml version="1.0" encoding="utf-8"?>
-<w:endnotes xmlns:wpc="http://schemas.microsoft.com/office/word/2010/wordprocessingCanvas" xmlns:cx="http://schemas.microsoft.com/office/drawing/2014/chartex" xmlns:cx1="http://schemas.microsoft.com/office/drawing/2015/9/8/chartex" xmlns:cx2="http://schemas.microsoft.com/office/drawing/2015/10/21/chartex" xmlns:cx3="http://schemas.microsoft.com/office/drawing/2016/5/9/chartex" xmlns:cx4="http://schemas.microsoft.com/office/drawing/2016/5/10/chartex" xmlns:cx5="http://schemas.microsoft.com/office/drawing/2016/5/11/chartex" xmlns:cx6="http://schemas.microsoft.com/office/drawing/2016/5/12/chartex" xmlns:cx7="http://schemas.microsoft.com/office/drawing/2016/5/13/chartex" xmlns:cx8="http://schemas.microsoft.com/office/drawing/2016/5/14/chartex" xmlns:mc="http://schemas.openxmlformats.org/markup-compatibility/2006" xmlns:aink="http://schemas.microsoft.com/office/drawing/2016/ink" xmlns:am3d="http://schemas.microsoft.com/office/drawing/2017/model3d" xmlns:o="urn:schemas-microsoft-com:office:office" xmlns:oel="http://schemas.microsoft.com/office/2019/extlst" xmlns:r="http://schemas.openxmlformats.org/officeDocument/2006/relationships" xmlns:m="http://schemas.openxmlformats.org/officeDocument/2006/math" xmlns:v="urn:schemas-microsoft-com:vml" xmlns:wp14="http://schemas.microsoft.com/office/word/2010/wordprocessingDrawing" xmlns:wp="http://schemas.openxmlformats.org/drawingml/2006/wordprocessingDrawing" xmlns:w10="urn:schemas-microsoft-com:office:word" xmlns:w="http://schemas.openxmlformats.org/wordprocessingml/2006/main" xmlns:w14="http://schemas.microsoft.com/office/word/2010/wordml" xmlns:w15="http://schemas.microsoft.com/office/word/2012/wordml" xmlns:w16cex="http://schemas.microsoft.com/office/word/2018/wordml/cex" xmlns:w16cid="http://schemas.microsoft.com/office/word/2016/wordml/cid" xmlns:w16="http://schemas.microsoft.com/office/word/2018/wordml" xmlns:w16du="http://schemas.microsoft.com/office/word/2023/wordml/word16du" xmlns:w16sdtdh="http://schemas.microsoft.com/office/word/2020/wordml/sdtdatahash" xmlns:w16sdtfl="http://schemas.microsoft.com/office/word/2024/wordml/sdtformatlock" xmlns:w16se="http://schemas.microsoft.com/office/word/2015/wordml/symex" xmlns:wpg="http://schemas.microsoft.com/office/word/2010/wordprocessingGroup" xmlns:wpi="http://schemas.microsoft.com/office/word/2010/wordprocessingInk" xmlns:wne="http://schemas.microsoft.com/office/word/2006/wordml" xmlns:wps="http://schemas.microsoft.com/office/word/2010/wordprocessingShape" mc:Ignorable="w14 w15 w16se w16cid w16 w16cex w16sdtdh w16sdtfl w16du wp14">
+<w:endnotes xmlns:wpc="http://schemas.microsoft.com/office/word/2010/wordprocessingCanvas" xmlns:cx="http://schemas.microsoft.com/office/drawing/2014/chartex" xmlns:cx1="http://schemas.microsoft.com/office/drawing/2015/9/8/chartex" xmlns:cx2="http://schemas.microsoft.com/office/drawing/2015/10/21/chartex" xmlns:cx3="http://schemas.microsoft.com/office/drawing/2016/5/9/chartex" xmlns:cx4="http://schemas.microsoft.com/office/drawing/2016/5/10/chartex" xmlns:cx5="http://schemas.microsoft.com/office/drawing/2016/5/11/chartex" xmlns:cx6="http://schemas.microsoft.com/office/drawing/2016/5/12/chartex" xmlns:cx7="http://schemas.microsoft.com/office/drawing/2016/5/13/chartex" xmlns:cx8="http://schemas.microsoft.com/office/drawing/2016/5/14/chartex" xmlns:mc="http://schemas.openxmlformats.org/markup-compatibility/2006" xmlns:aink="http://schemas.microsoft.com/office/drawing/2016/ink" xmlns:am3d="http://schemas.microsoft.com/office/drawing/2017/model3d" xmlns:o="urn:schemas-microsoft-com:office:office" xmlns:r="http://schemas.openxmlformats.org/officeDocument/2006/relationships" xmlns:m="http://schemas.openxmlformats.org/officeDocument/2006/math" xmlns:v="urn:schemas-microsoft-com:vml" xmlns:wp14="http://schemas.microsoft.com/office/word/2010/wordprocessingDrawing" xmlns:wp="http://schemas.openxmlformats.org/drawingml/2006/wordprocessingDrawing" xmlns:w10="urn:schemas-microsoft-com:office:word" xmlns:w="http://schemas.openxmlformats.org/wordprocessingml/2006/main" xmlns:w14="http://schemas.microsoft.com/office/word/2010/wordml" xmlns:w15="http://schemas.microsoft.com/office/word/2012/wordml" xmlns:w16cid="http://schemas.microsoft.com/office/word/2016/wordml/cid" xmlns:w16se="http://schemas.microsoft.com/office/word/2015/wordml/symex" xmlns:wpg="http://schemas.microsoft.com/office/word/2010/wordprocessingGroup" xmlns:wpi="http://schemas.microsoft.com/office/word/2010/wordprocessingInk" xmlns:wne="http://schemas.microsoft.com/office/word/2006/wordml" xmlns:wps="http://schemas.microsoft.com/office/word/2010/wordprocessingShape" mc:Ignorable="w14 w15 w16se w16cid wp14">
   <w:endnote w:type="separator" w:id="-1">
     <w:p>
       <w:r>
@@ -2370,7 +2449,7 @@
 </file>
 
 <file path=word/footer1.xml><?xml version="1.0" encoding="utf-8"?>
-<w:ftr xmlns:wpc="http://schemas.microsoft.com/office/word/2010/wordprocessingCanvas" xmlns:cx="http://schemas.microsoft.com/office/drawing/2014/chartex" xmlns:cx1="http://schemas.microsoft.com/office/drawing/2015/9/8/chartex" xmlns:cx2="http://schemas.microsoft.com/office/drawing/2015/10/21/chartex" xmlns:cx3="http://schemas.microsoft.com/office/drawing/2016/5/9/chartex" xmlns:cx4="http://schemas.microsoft.com/office/drawing/2016/5/10/chartex" xmlns:cx5="http://schemas.microsoft.com/office/drawing/2016/5/11/chartex" xmlns:cx6="http://schemas.microsoft.com/office/drawing/2016/5/12/chartex" xmlns:cx7="http://schemas.microsoft.com/office/drawing/2016/5/13/chartex" xmlns:cx8="http://schemas.microsoft.com/office/drawing/2016/5/14/chartex" xmlns:mc="http://schemas.openxmlformats.org/markup-compatibility/2006" xmlns:aink="http://schemas.microsoft.com/office/drawing/2016/ink" xmlns:am3d="http://schemas.microsoft.com/office/drawing/2017/model3d" xmlns:o="urn:schemas-microsoft-com:office:office" xmlns:oel="http://schemas.microsoft.com/office/2019/extlst" xmlns:r="http://schemas.openxmlformats.org/officeDocument/2006/relationships" xmlns:m="http://schemas.openxmlformats.org/officeDocument/2006/math" xmlns:v="urn:schemas-microsoft-com:vml" xmlns:wp14="http://schemas.microsoft.com/office/word/2010/wordprocessingDrawing" xmlns:wp="http://schemas.openxmlformats.org/drawingml/2006/wordprocessingDrawing" xmlns:w10="urn:schemas-microsoft-com:office:word" xmlns:w="http://schemas.openxmlformats.org/wordprocessingml/2006/main" xmlns:w14="http://schemas.microsoft.com/office/word/2010/wordml" xmlns:w15="http://schemas.microsoft.com/office/word/2012/wordml" xmlns:w16cex="http://schemas.microsoft.com/office/word/2018/wordml/cex" xmlns:w16cid="http://schemas.microsoft.com/office/word/2016/wordml/cid" xmlns:w16="http://schemas.microsoft.com/office/word/2018/wordml" xmlns:w16du="http://schemas.microsoft.com/office/word/2023/wordml/word16du" xmlns:w16sdtdh="http://schemas.microsoft.com/office/word/2020/wordml/sdtdatahash" xmlns:w16sdtfl="http://schemas.microsoft.com/office/word/2024/wordml/sdtformatlock" xmlns:w16se="http://schemas.microsoft.com/office/word/2015/wordml/symex" xmlns:wpg="http://schemas.microsoft.com/office/word/2010/wordprocessingGroup" xmlns:wpi="http://schemas.microsoft.com/office/word/2010/wordprocessingInk" xmlns:wne="http://schemas.microsoft.com/office/word/2006/wordml" xmlns:wps="http://schemas.microsoft.com/office/word/2010/wordprocessingShape" mc:Ignorable="w14 w15 w16se w16cid w16 w16cex w16sdtdh w16sdtfl w16du wp14">
+<w:ftr xmlns:wpc="http://schemas.microsoft.com/office/word/2010/wordprocessingCanvas" xmlns:cx="http://schemas.microsoft.com/office/drawing/2014/chartex" xmlns:cx1="http://schemas.microsoft.com/office/drawing/2015/9/8/chartex" xmlns:cx2="http://schemas.microsoft.com/office/drawing/2015/10/21/chartex" xmlns:cx3="http://schemas.microsoft.com/office/drawing/2016/5/9/chartex" xmlns:cx4="http://schemas.microsoft.com/office/drawing/2016/5/10/chartex" xmlns:cx5="http://schemas.microsoft.com/office/drawing/2016/5/11/chartex" xmlns:cx6="http://schemas.microsoft.com/office/drawing/2016/5/12/chartex" xmlns:cx7="http://schemas.microsoft.com/office/drawing/2016/5/13/chartex" xmlns:cx8="http://schemas.microsoft.com/office/drawing/2016/5/14/chartex" xmlns:mc="http://schemas.openxmlformats.org/markup-compatibility/2006" xmlns:aink="http://schemas.microsoft.com/office/drawing/2016/ink" xmlns:am3d="http://schemas.microsoft.com/office/drawing/2017/model3d" xmlns:o="urn:schemas-microsoft-com:office:office" xmlns:r="http://schemas.openxmlformats.org/officeDocument/2006/relationships" xmlns:m="http://schemas.openxmlformats.org/officeDocument/2006/math" xmlns:v="urn:schemas-microsoft-com:vml" xmlns:wp14="http://schemas.microsoft.com/office/word/2010/wordprocessingDrawing" xmlns:wp="http://schemas.openxmlformats.org/drawingml/2006/wordprocessingDrawing" xmlns:w10="urn:schemas-microsoft-com:office:word" xmlns:w="http://schemas.openxmlformats.org/wordprocessingml/2006/main" xmlns:w14="http://schemas.microsoft.com/office/word/2010/wordml" xmlns:w15="http://schemas.microsoft.com/office/word/2012/wordml" xmlns:w16cid="http://schemas.microsoft.com/office/word/2016/wordml/cid" xmlns:w16se="http://schemas.microsoft.com/office/word/2015/wordml/symex" xmlns:wpg="http://schemas.microsoft.com/office/word/2010/wordprocessingGroup" xmlns:wpi="http://schemas.microsoft.com/office/word/2010/wordprocessingInk" xmlns:wne="http://schemas.microsoft.com/office/word/2006/wordml" xmlns:wps="http://schemas.microsoft.com/office/word/2010/wordprocessingShape" mc:Ignorable="w14 w15 w16se w16cid wp14">
   <w:p>
     <w:pPr>
       <w:pStyle w:val="a3"/>
@@ -2420,7 +2499,7 @@
 </file>
 
 <file path=word/footnotes.xml><?xml version="1.0" encoding="utf-8"?>
-<w:footnotes xmlns:wpc="http://schemas.microsoft.com/office/word/2010/wordprocessingCanvas" xmlns:cx="http://schemas.microsoft.com/office/drawing/2014/chartex" xmlns:cx1="http://schemas.microsoft.com/office/drawing/2015/9/8/chartex" xmlns:cx2="http://schemas.microsoft.com/office/drawing/2015/10/21/chartex" xmlns:cx3="http://schemas.microsoft.com/office/drawing/2016/5/9/chartex" xmlns:cx4="http://schemas.microsoft.com/office/drawing/2016/5/10/chartex" xmlns:cx5="http://schemas.microsoft.com/office/drawing/2016/5/11/chartex" xmlns:cx6="http://schemas.microsoft.com/office/drawing/2016/5/12/chartex" xmlns:cx7="http://schemas.microsoft.com/office/drawing/2016/5/13/chartex" xmlns:cx8="http://schemas.microsoft.com/office/drawing/2016/5/14/chartex" xmlns:mc="http://schemas.openxmlformats.org/markup-compatibility/2006" xmlns:aink="http://schemas.microsoft.com/office/drawing/2016/ink" xmlns:am3d="http://schemas.microsoft.com/office/drawing/2017/model3d" xmlns:o="urn:schemas-microsoft-com:office:office" xmlns:oel="http://schemas.microsoft.com/office/2019/extlst" xmlns:r="http://schemas.openxmlformats.org/officeDocument/2006/relationships" xmlns:m="http://schemas.openxmlformats.org/officeDocument/2006/math" xmlns:v="urn:schemas-microsoft-com:vml" xmlns:wp14="http://schemas.microsoft.com/office/word/2010/wordprocessingDrawing" xmlns:wp="http://schemas.openxmlformats.org/drawingml/2006/wordprocessingDrawing" xmlns:w10="urn:schemas-microsoft-com:office:word" xmlns:w="http://schemas.openxmlformats.org/wordprocessingml/2006/main" xmlns:w14="http://schemas.microsoft.com/office/word/2010/wordml" xmlns:w15="http://schemas.microsoft.com/office/word/2012/wordml" xmlns:w16cex="http://schemas.microsoft.com/office/word/2018/wordml/cex" xmlns:w16cid="http://schemas.microsoft.com/office/word/2016/wordml/cid" xmlns:w16="http://schemas.microsoft.com/office/word/2018/wordml" xmlns:w16du="http://schemas.microsoft.com/office/word/2023/wordml/word16du" xmlns:w16sdtdh="http://schemas.microsoft.com/office/word/2020/wordml/sdtdatahash" xmlns:w16sdtfl="http://schemas.microsoft.com/office/word/2024/wordml/sdtformatlock" xmlns:w16se="http://schemas.microsoft.com/office/word/2015/wordml/symex" xmlns:wpg="http://schemas.microsoft.com/office/word/2010/wordprocessingGroup" xmlns:wpi="http://schemas.microsoft.com/office/word/2010/wordprocessingInk" xmlns:wne="http://schemas.microsoft.com/office/word/2006/wordml" xmlns:wps="http://schemas.microsoft.com/office/word/2010/wordprocessingShape" mc:Ignorable="w14 w15 w16se w16cid w16 w16cex w16sdtdh w16sdtfl w16du wp14">
+<w:footnotes xmlns:wpc="http://schemas.microsoft.com/office/word/2010/wordprocessingCanvas" xmlns:cx="http://schemas.microsoft.com/office/drawing/2014/chartex" xmlns:cx1="http://schemas.microsoft.com/office/drawing/2015/9/8/chartex" xmlns:cx2="http://schemas.microsoft.com/office/drawing/2015/10/21/chartex" xmlns:cx3="http://schemas.microsoft.com/office/drawing/2016/5/9/chartex" xmlns:cx4="http://schemas.microsoft.com/office/drawing/2016/5/10/chartex" xmlns:cx5="http://schemas.microsoft.com/office/drawing/2016/5/11/chartex" xmlns:cx6="http://schemas.microsoft.com/office/drawing/2016/5/12/chartex" xmlns:cx7="http://schemas.microsoft.com/office/drawing/2016/5/13/chartex" xmlns:cx8="http://schemas.microsoft.com/office/drawing/2016/5/14/chartex" xmlns:mc="http://schemas.openxmlformats.org/markup-compatibility/2006" xmlns:aink="http://schemas.microsoft.com/office/drawing/2016/ink" xmlns:am3d="http://schemas.microsoft.com/office/drawing/2017/model3d" xmlns:o="urn:schemas-microsoft-com:office:office" xmlns:r="http://schemas.openxmlformats.org/officeDocument/2006/relationships" xmlns:m="http://schemas.openxmlformats.org/officeDocument/2006/math" xmlns:v="urn:schemas-microsoft-com:vml" xmlns:wp14="http://schemas.microsoft.com/office/word/2010/wordprocessingDrawing" xmlns:wp="http://schemas.openxmlformats.org/drawingml/2006/wordprocessingDrawing" xmlns:w10="urn:schemas-microsoft-com:office:word" xmlns:w="http://schemas.openxmlformats.org/wordprocessingml/2006/main" xmlns:w14="http://schemas.microsoft.com/office/word/2010/wordml" xmlns:w15="http://schemas.microsoft.com/office/word/2012/wordml" xmlns:w16cid="http://schemas.microsoft.com/office/word/2016/wordml/cid" xmlns:w16se="http://schemas.microsoft.com/office/word/2015/wordml/symex" xmlns:wpg="http://schemas.microsoft.com/office/word/2010/wordprocessingGroup" xmlns:wpi="http://schemas.microsoft.com/office/word/2010/wordprocessingInk" xmlns:wne="http://schemas.microsoft.com/office/word/2006/wordml" xmlns:wps="http://schemas.microsoft.com/office/word/2010/wordprocessingShape" mc:Ignorable="w14 w15 w16se w16cid wp14">
   <w:footnote w:type="separator" w:id="-1">
     <w:p>
       <w:r>
@@ -2439,7 +2518,7 @@
 </file>
 
 <file path=word/numbering.xml><?xml version="1.0" encoding="utf-8"?>
-<w:numbering xmlns:wpc="http://schemas.microsoft.com/office/word/2010/wordprocessingCanvas" xmlns:cx="http://schemas.microsoft.com/office/drawing/2014/chartex" xmlns:cx1="http://schemas.microsoft.com/office/drawing/2015/9/8/chartex" xmlns:cx2="http://schemas.microsoft.com/office/drawing/2015/10/21/chartex" xmlns:cx3="http://schemas.microsoft.com/office/drawing/2016/5/9/chartex" xmlns:cx4="http://schemas.microsoft.com/office/drawing/2016/5/10/chartex" xmlns:cx5="http://schemas.microsoft.com/office/drawing/2016/5/11/chartex" xmlns:cx6="http://schemas.microsoft.com/office/drawing/2016/5/12/chartex" xmlns:cx7="http://schemas.microsoft.com/office/drawing/2016/5/13/chartex" xmlns:cx8="http://schemas.microsoft.com/office/drawing/2016/5/14/chartex" xmlns:mc="http://schemas.openxmlformats.org/markup-compatibility/2006" xmlns:aink="http://schemas.microsoft.com/office/drawing/2016/ink" xmlns:am3d="http://schemas.microsoft.com/office/drawing/2017/model3d" xmlns:o="urn:schemas-microsoft-com:office:office" xmlns:oel="http://schemas.microsoft.com/office/2019/extlst" xmlns:r="http://schemas.openxmlformats.org/officeDocument/2006/relationships" xmlns:m="http://schemas.openxmlformats.org/officeDocument/2006/math" xmlns:v="urn:schemas-microsoft-com:vml" xmlns:wp14="http://schemas.microsoft.com/office/word/2010/wordprocessingDrawing" xmlns:wp="http://schemas.openxmlformats.org/drawingml/2006/wordprocessingDrawing" xmlns:w10="urn:schemas-microsoft-com:office:word" xmlns:w="http://schemas.openxmlformats.org/wordprocessingml/2006/main" xmlns:w14="http://schemas.microsoft.com/office/word/2010/wordml" xmlns:w15="http://schemas.microsoft.com/office/word/2012/wordml" xmlns:w16cex="http://schemas.microsoft.com/office/word/2018/wordml/cex" xmlns:w16cid="http://schemas.microsoft.com/office/word/2016/wordml/cid" xmlns:w16="http://schemas.microsoft.com/office/word/2018/wordml" xmlns:w16du="http://schemas.microsoft.com/office/word/2023/wordml/word16du" xmlns:w16sdtdh="http://schemas.microsoft.com/office/word/2020/wordml/sdtdatahash" xmlns:w16sdtfl="http://schemas.microsoft.com/office/word/2024/wordml/sdtformatlock" xmlns:w16se="http://schemas.microsoft.com/office/word/2015/wordml/symex" xmlns:wpg="http://schemas.microsoft.com/office/word/2010/wordprocessingGroup" xmlns:wpi="http://schemas.microsoft.com/office/word/2010/wordprocessingInk" xmlns:wne="http://schemas.microsoft.com/office/word/2006/wordml" xmlns:wps="http://schemas.microsoft.com/office/word/2010/wordprocessingShape" mc:Ignorable="w14 w15 w16se w16cid w16 w16cex w16sdtdh w16sdtfl w16du wp14">
+<w:numbering xmlns:wpc="http://schemas.microsoft.com/office/word/2010/wordprocessingCanvas" xmlns:cx="http://schemas.microsoft.com/office/drawing/2014/chartex" xmlns:cx1="http://schemas.microsoft.com/office/drawing/2015/9/8/chartex" xmlns:cx2="http://schemas.microsoft.com/office/drawing/2015/10/21/chartex" xmlns:cx3="http://schemas.microsoft.com/office/drawing/2016/5/9/chartex" xmlns:cx4="http://schemas.microsoft.com/office/drawing/2016/5/10/chartex" xmlns:cx5="http://schemas.microsoft.com/office/drawing/2016/5/11/chartex" xmlns:cx6="http://schemas.microsoft.com/office/drawing/2016/5/12/chartex" xmlns:cx7="http://schemas.microsoft.com/office/drawing/2016/5/13/chartex" xmlns:cx8="http://schemas.microsoft.com/office/drawing/2016/5/14/chartex" xmlns:mc="http://schemas.openxmlformats.org/markup-compatibility/2006" xmlns:aink="http://schemas.microsoft.com/office/drawing/2016/ink" xmlns:am3d="http://schemas.microsoft.com/office/drawing/2017/model3d" xmlns:o="urn:schemas-microsoft-com:office:office" xmlns:r="http://schemas.openxmlformats.org/officeDocument/2006/relationships" xmlns:m="http://schemas.openxmlformats.org/officeDocument/2006/math" xmlns:v="urn:schemas-microsoft-com:vml" xmlns:wp14="http://schemas.microsoft.com/office/word/2010/wordprocessingDrawing" xmlns:wp="http://schemas.openxmlformats.org/drawingml/2006/wordprocessingDrawing" xmlns:w10="urn:schemas-microsoft-com:office:word" xmlns:w="http://schemas.openxmlformats.org/wordprocessingml/2006/main" xmlns:w14="http://schemas.microsoft.com/office/word/2010/wordml" xmlns:w15="http://schemas.microsoft.com/office/word/2012/wordml" xmlns:w16cid="http://schemas.microsoft.com/office/word/2016/wordml/cid" xmlns:w16se="http://schemas.microsoft.com/office/word/2015/wordml/symex" xmlns:wpg="http://schemas.microsoft.com/office/word/2010/wordprocessingGroup" xmlns:wpi="http://schemas.microsoft.com/office/word/2010/wordprocessingInk" xmlns:wne="http://schemas.microsoft.com/office/word/2006/wordml" xmlns:wps="http://schemas.microsoft.com/office/word/2010/wordprocessingShape" mc:Ignorable="w14 w15 w16se w16cid wp14">
   <w:abstractNum w:abstractNumId="0" w15:restartNumberingAfterBreak="0">
     <w:nsid w:val="038F2ECA"/>
     <w:multiLevelType w:val="multilevel"/>
@@ -3289,29 +3368,29 @@
       </w:rPr>
     </w:lvl>
   </w:abstractNum>
-  <w:num w:numId="1" w16cid:durableId="1049840783">
+  <w:num w:numId="1">
     <w:abstractNumId w:val="4"/>
   </w:num>
-  <w:num w:numId="2" w16cid:durableId="1967928305">
+  <w:num w:numId="2">
     <w:abstractNumId w:val="5"/>
   </w:num>
-  <w:num w:numId="3" w16cid:durableId="776875469">
+  <w:num w:numId="3">
     <w:abstractNumId w:val="2"/>
   </w:num>
-  <w:num w:numId="4" w16cid:durableId="724255961">
+  <w:num w:numId="4">
     <w:abstractNumId w:val="0"/>
   </w:num>
-  <w:num w:numId="5" w16cid:durableId="426923497">
+  <w:num w:numId="5">
     <w:abstractNumId w:val="3"/>
   </w:num>
-  <w:num w:numId="6" w16cid:durableId="1881547300">
+  <w:num w:numId="6">
     <w:abstractNumId w:val="1"/>
   </w:num>
 </w:numbering>
 </file>
 
 <file path=word/styles.xml><?xml version="1.0" encoding="utf-8"?>
-<w:styles xmlns:mc="http://schemas.openxmlformats.org/markup-compatibility/2006" xmlns:r="http://schemas.openxmlformats.org/officeDocument/2006/relationships" xmlns:w="http://schemas.openxmlformats.org/wordprocessingml/2006/main" xmlns:w14="http://schemas.microsoft.com/office/word/2010/wordml" xmlns:w15="http://schemas.microsoft.com/office/word/2012/wordml" xmlns:w16cex="http://schemas.microsoft.com/office/word/2018/wordml/cex" xmlns:w16cid="http://schemas.microsoft.com/office/word/2016/wordml/cid" xmlns:w16="http://schemas.microsoft.com/office/word/2018/wordml" xmlns:w16du="http://schemas.microsoft.com/office/word/2023/wordml/word16du" xmlns:w16sdtdh="http://schemas.microsoft.com/office/word/2020/wordml/sdtdatahash" xmlns:w16sdtfl="http://schemas.microsoft.com/office/word/2024/wordml/sdtformatlock" xmlns:w16se="http://schemas.microsoft.com/office/word/2015/wordml/symex" mc:Ignorable="w14 w15 w16se w16cid w16 w16cex w16sdtdh w16sdtfl w16du">
+<w:styles xmlns:mc="http://schemas.openxmlformats.org/markup-compatibility/2006" xmlns:r="http://schemas.openxmlformats.org/officeDocument/2006/relationships" xmlns:w="http://schemas.openxmlformats.org/wordprocessingml/2006/main" xmlns:w14="http://schemas.microsoft.com/office/word/2010/wordml" xmlns:w15="http://schemas.microsoft.com/office/word/2012/wordml" xmlns:w16cid="http://schemas.microsoft.com/office/word/2016/wordml/cid" xmlns:w16se="http://schemas.microsoft.com/office/word/2015/wordml/symex" mc:Ignorable="w14 w15 w16se w16cid">
   <w:docDefaults>
     <w:rPrDefault>
       <w:rPr>
@@ -3327,7 +3406,7 @@
       </w:pPr>
     </w:pPrDefault>
   </w:docDefaults>
-  <w:latentStyles w:defLockedState="0" w:defUIPriority="99" w:defSemiHidden="0" w:defUnhideWhenUsed="0" w:defQFormat="0" w:count="376">
+  <w:latentStyles w:defLockedState="0" w:defUIPriority="99" w:defSemiHidden="0" w:defUnhideWhenUsed="0" w:defQFormat="0" w:count="375">
     <w:lsdException w:name="Normal" w:uiPriority="0" w:qFormat="1"/>
     <w:lsdException w:name="heading 1" w:qFormat="1"/>
     <w:lsdException w:name="heading 2" w:qFormat="1"/>
@@ -3703,7 +3782,6 @@
     <w:lsdException w:name="Smart Hyperlink" w:semiHidden="1" w:unhideWhenUsed="1"/>
     <w:lsdException w:name="Hashtag" w:semiHidden="1" w:unhideWhenUsed="1"/>
     <w:lsdException w:name="Unresolved Mention" w:semiHidden="1" w:unhideWhenUsed="1"/>
-    <w:lsdException w:name="Smart Link" w:semiHidden="1" w:unhideWhenUsed="1"/>
   </w:latentStyles>
   <w:style w:type="paragraph" w:default="1" w:styleId="a">
     <w:name w:val="Normal"/>
@@ -4614,7 +4692,7 @@
 </file>
 
 <file path=customXml/itemProps1.xml><?xml version="1.0" encoding="utf-8"?>
-<ds:datastoreItem xmlns:ds="http://schemas.openxmlformats.org/officeDocument/2006/customXml" ds:itemID="{355E6B18-114E-49CA-B6F4-770008C1DB06}">
+<ds:datastoreItem xmlns:ds="http://schemas.openxmlformats.org/officeDocument/2006/customXml" ds:itemID="{9AD03761-4A82-40DF-8F12-0E2BD5DB4B36}">
   <ds:schemaRefs>
     <ds:schemaRef ds:uri="http://schemas.openxmlformats.org/officeDocument/2006/bibliography"/>
   </ds:schemaRefs>
